--- a/tillsyn/Lappberget tillsynsbegäran.docx
+++ b/tillsyn/Lappberget tillsynsbegäran.docx
@@ -1,6 +1,6 @@
 
 <file path=word/document.xml><?xml version="1.0" encoding="utf-8"?>
-<w:document xmlns:wpc="http://schemas.microsoft.com/office/word/2010/wordprocessingCanvas" xmlns:cx="http://schemas.microsoft.com/office/drawing/2014/chartex" xmlns:cx1="http://schemas.microsoft.com/office/drawing/2015/9/8/chartex" xmlns:cx2="http://schemas.microsoft.com/office/drawing/2015/10/21/chartex" xmlns:cx3="http://schemas.microsoft.com/office/drawing/2016/5/9/chartex" xmlns:cx4="http://schemas.microsoft.com/office/drawing/2016/5/10/chartex" xmlns:cx5="http://schemas.microsoft.com/office/drawing/2016/5/11/chartex" xmlns:cx6="http://schemas.microsoft.com/office/drawing/2016/5/12/chartex" xmlns:cx7="http://schemas.microsoft.com/office/drawing/2016/5/13/chartex" xmlns:cx8="http://schemas.microsoft.com/office/drawing/2016/5/14/chartex" xmlns:mc="http://schemas.openxmlformats.org/markup-compatibility/2006" xmlns:aink="http://schemas.microsoft.com/office/drawing/2016/ink" xmlns:am3d="http://schemas.microsoft.com/office/drawing/2017/model3d" xmlns:o="urn:schemas-microsoft-com:office:office" xmlns:oel="http://schemas.microsoft.com/office/2019/extlst" xmlns:r="http://schemas.openxmlformats.org/officeDocument/2006/relationships" xmlns:m="http://schemas.openxmlformats.org/officeDocument/2006/math" xmlns:v="urn:schemas-microsoft-com:vml" xmlns:wp14="http://schemas.microsoft.com/office/word/2010/wordprocessingDrawing" xmlns:wp="http://schemas.openxmlformats.org/drawingml/2006/wordprocessingDrawing" xmlns:w10="urn:schemas-microsoft-com:office:word" xmlns:w="http://schemas.openxmlformats.org/wordprocessingml/2006/main" xmlns:w14="http://schemas.microsoft.com/office/word/2010/wordml" xmlns:w15="http://schemas.microsoft.com/office/word/2012/wordml" xmlns:w16cex="http://schemas.microsoft.com/office/word/2018/wordml/cex" xmlns:w16cid="http://schemas.microsoft.com/office/word/2016/wordml/cid" xmlns:w16="http://schemas.microsoft.com/office/word/2018/wordml" xmlns:w16sdtdh="http://schemas.microsoft.com/office/word/2020/wordml/sdtdatahash" xmlns:w16se="http://schemas.microsoft.com/office/word/2015/wordml/symex" xmlns:wpg="http://schemas.microsoft.com/office/word/2010/wordprocessingGroup" xmlns:wpi="http://schemas.microsoft.com/office/word/2010/wordprocessingInk" xmlns:wne="http://schemas.microsoft.com/office/word/2006/wordml" xmlns:wps="http://schemas.microsoft.com/office/word/2010/wordprocessingShape" mc:Ignorable="w14 w15 w16se w16cid w16 w16cex w16sdtdh wp14">
+<w:document xmlns:wpc="http://schemas.microsoft.com/office/word/2010/wordprocessingCanvas" xmlns:cx="http://schemas.microsoft.com/office/drawing/2014/chartex" xmlns:cx1="http://schemas.microsoft.com/office/drawing/2015/9/8/chartex" xmlns:cx2="http://schemas.microsoft.com/office/drawing/2015/10/21/chartex" xmlns:cx3="http://schemas.microsoft.com/office/drawing/2016/5/9/chartex" xmlns:cx4="http://schemas.microsoft.com/office/drawing/2016/5/10/chartex" xmlns:cx5="http://schemas.microsoft.com/office/drawing/2016/5/11/chartex" xmlns:cx6="http://schemas.microsoft.com/office/drawing/2016/5/12/chartex" xmlns:cx7="http://schemas.microsoft.com/office/drawing/2016/5/13/chartex" xmlns:cx8="http://schemas.microsoft.com/office/drawing/2016/5/14/chartex" xmlns:mc="http://schemas.openxmlformats.org/markup-compatibility/2006" xmlns:aink="http://schemas.microsoft.com/office/drawing/2016/ink" xmlns:am3d="http://schemas.microsoft.com/office/drawing/2017/model3d" xmlns:o="urn:schemas-microsoft-com:office:office" xmlns:oel="http://schemas.microsoft.com/office/2019/extlst" xmlns:r="http://schemas.openxmlformats.org/officeDocument/2006/relationships" xmlns:m="http://schemas.openxmlformats.org/officeDocument/2006/math" xmlns:v="urn:schemas-microsoft-com:vml" xmlns:wp14="http://schemas.microsoft.com/office/word/2010/wordprocessingDrawing" xmlns:wp="http://schemas.openxmlformats.org/drawingml/2006/wordprocessingDrawing" xmlns:w10="urn:schemas-microsoft-com:office:word" xmlns:w="http://schemas.openxmlformats.org/wordprocessingml/2006/main" xmlns:w14="http://schemas.microsoft.com/office/word/2010/wordml" xmlns:w15="http://schemas.microsoft.com/office/word/2012/wordml" xmlns:w16cex="http://schemas.microsoft.com/office/word/2018/wordml/cex" xmlns:w16cid="http://schemas.microsoft.com/office/word/2016/wordml/cid" xmlns:w16="http://schemas.microsoft.com/office/word/2018/wordml" xmlns:w16du="http://schemas.microsoft.com/office/word/2023/wordml/word16du" xmlns:w16sdtdh="http://schemas.microsoft.com/office/word/2020/wordml/sdtdatahash" xmlns:w16sdtfl="http://schemas.microsoft.com/office/word/2024/wordml/sdtformatlock" xmlns:w16se="http://schemas.microsoft.com/office/word/2015/wordml/symex" xmlns:wpg="http://schemas.microsoft.com/office/word/2010/wordprocessingGroup" xmlns:wpi="http://schemas.microsoft.com/office/word/2010/wordprocessingInk" xmlns:wne="http://schemas.microsoft.com/office/word/2006/wordml" xmlns:wps="http://schemas.microsoft.com/office/word/2010/wordprocessingShape" mc:Ignorable="w14 w15 w16se w16cid w16 w16cex w16sdtdh w16sdtfl w16du wp14">
   <w:body>
     <w:p>
       <w:pPr>
@@ -12,35 +12,7 @@
     </w:p>
     <w:p>
       <w:r>
-        <w:t>Detta dokument behandlar höga naturvärden i avverkningsanmälan Lappberget i Bjurholms kommun. Denna avverkningsanmälan inkom 2025-08-02 och omfattar 60,4 ha.</w:t>
-      </w:r>
-    </w:p>
-    <w:p>
-      <w:r>
-        <w:t>Vi begär härmed att Skogsstyrelsen fattar beslut enligt miljöbalken som säkerställer att skogens höga naturvärden bevaras samt säkerställer att EU-lagstiftning efterlevs och att artskyddsbrott förhindras. Vi önskar även ta del av de ställningstaganden och beslut som myndigheterna meddelar till följd av aktuell avverkningsanmälan och föreningens inlaga (se 34 § förvaltningslagen).</w:t>
-      </w:r>
-    </w:p>
-    <w:p>
-      <w:r>
-        <w:t>Nedan beskrivs fynd av naturvårdsarter och fridlysta arter som gjorts i det avverkningsanmälda området. I BILAGA 1 finns artfakta om fridlysta och rödlistade arter.</w:t>
-      </w:r>
-    </w:p>
-    <w:p>
-      <w:pPr>
-        <w:pStyle w:val="Heading1"/>
-      </w:pPr>
-      <w:r>
-        <w:t>Naturvårdsarter</w:t>
-      </w:r>
-    </w:p>
-    <w:p>
-      <w:r>
-        <w:t>I avverkningsanmälan har följande 38 naturvårdsarter hittats: tornseglare (EN, §4), aspgelélav (VU), fläckporing (VU), blanksvart spiklav (NT), blågrå svartspik (NT), doftskinn (NT), dvärgbägarlav (NT), gammelgransskål (NT), garnlav (NT), granticka (NT), kolflarnlav (NT), lunglav (NT), mörk kolflarnlav (NT), nordtagging (NT), stiftgelélav (NT), stjärntagging (NT), talltita (NT, §4), tretåig hackspett (NT, §4), ullticka (NT), vedflamlav (NT), vedskivlav (NT), violettgrå tagellav (NT), vitgrynig nållav (NT), vitplätt (NT), björksplintborre (S), dropptaggsvamp (S), luddlav (S), norrlandslav (S), nästlav (S), skinnlav (S), stuplav (S), trådticka (S), vedticka (S), kungsfågel (§4), tjäder (§4), fläcknycklar (§8), nattviol (§8) och revlummer (§9). Av dessa är 24 rödlistade. För rödlistade arter har rödlistekategorin angivits inom parentes. Arter som är signalarter enligt Skogsstyrelsen har markerats med (S). För fridlysta arter anges även paragrafen i Artskyddsförordningen som arten är fridlyst enligt.</w:t>
-      </w:r>
-    </w:p>
-    <w:p>
-      <w:r>
-        <w:t>De påträffade naturvårdsarterna är ett tydligt kvitto på att detta rör sig om en skog med höga naturvärden. I Figur 1 visas en karta över det avverkningsanmälda området, där samtliga fyndplatser för naturvårdsarter som finns registrerade på Artportalen har markerats.</w:t>
+        <w:t>Denna tillsynsbegäran behandlar höga naturvärden i avverkningsanmälan Lappberget i Bjurholms kommun som inkom 2026-07-12 och omfattar 60,4 ha.</w:t>
       </w:r>
     </w:p>
     <w:p>
@@ -50,7 +22,7 @@
       <w:r>
         <w:drawing>
           <wp:inline xmlns:a="http://schemas.openxmlformats.org/drawingml/2006/main" xmlns:pic="http://schemas.openxmlformats.org/drawingml/2006/picture">
-            <wp:extent cx="5486400" cy="6032967"/>
+            <wp:extent cx="5331895" cy="5724000"/>
             <wp:docPr id="1" name="Picture 1"/>
             <wp:cNvGraphicFramePr>
               <a:graphicFrameLocks noChangeAspect="1"/>
@@ -71,7 +43,7 @@
                   <pic:spPr>
                     <a:xfrm>
                       <a:off x="0" y="0"/>
-                      <a:ext cx="5486400" cy="6032967"/>
+                      <a:ext cx="5331895" cy="5724000"/>
                     </a:xfrm>
                     <a:prstGeom prst="rect"/>
                   </pic:spPr>
@@ -85,307 +57,15 @@
     <w:p>
       <w:pPr>
         <w:pStyle w:val="Caption"/>
+        <w:spacing w:after="240"/>
       </w:pPr>
       <w:r>
-        <w:t>Figur 1. Fyndplatser för naturvårdsarter i det avverkningsanmälda området (röd linje). Markörer utan svart kant är placerade på fyndplatsen. Markörer med svart kant är placerade vid sidan av fyndplatsen och har ett svart streck som visar fyndplatsens exakta position. Kartans mittpunktskoordinat är N 7090762, E 672867 i SWEREF 99 TM.</w:t>
+        <w:t>Figur 1. Fyndplatser för naturvårdsarter i och inom 20 meter från avverkningsanmälan. Markörer utan svart kant är placerade på fyndplatsen. Markörer med svart kant är placerade vid sidan av fyndplatsen har ett svart streck som visar fyndplatsens exakta position. Kartans mittpunktskoordinat är N 7090762, E 672867 i SWEREF 99 TM.</w:t>
       </w:r>
     </w:p>
     <w:p>
       <w:r>
-        <w:rPr>
-          <w:b/>
-        </w:rPr>
-        <w:t>Aspgelélav (VU)</w:t>
-      </w:r>
-      <w:r>
-        <w:t xml:space="preserve"> växer praktiskt taget enbart på asp i skog med hög luftfuktighet. Aspgelélav missgynnas vid slutavverkning. I norra Sverige hotas arten genom slutavverkning av äldre barrskog med åldriga aspar, ofta på skogsbergens sluttningar. Arten försvinner på aspar som lämnas kvar på hyggen (SLU Artdatabanken, 2024).</w:t>
-      </w:r>
-    </w:p>
-    <w:p>
-      <w:r>
-        <w:rPr>
-          <w:b/>
-        </w:rPr>
-        <w:t>Blanksvart spiklav (NT)</w:t>
-      </w:r>
-      <w:r>
-        <w:t xml:space="preserve"> förekommer på torr, hård, gammal kärnved men även på äldre ytved av tall i naturskogsartade bestånd med begränsad brandpåverkan och ostörd hydrologi. Skogsbruksåtgärder på eller i närheten av lokaler med blanksvart spiklav utgör ett hot. Naturskogsartade öppna tall- och barrblandskogar med blanksvart spiklav indikerar höga biologiska värden och bör bevaras (SLU Artdatabanken, 2024).</w:t>
-      </w:r>
-    </w:p>
-    <w:p>
-      <w:r>
-        <w:rPr>
-          <w:b/>
-        </w:rPr>
-        <w:t>Blågrå svartspik (NT)</w:t>
-      </w:r>
-      <w:r>
-        <w:t xml:space="preserve"> växer på torr, hård ved av gamla, solbelysta torrakor, högstubbar av tall och grova döda grenar på levande tallar i öppna bestånd av naturskogskaraktär. Nästan alltid rör det sig om tjärrika torrträd och högstubbar (töreved, keloträd) som kan vara en bra bit över hundra år, i vissa fall sannolikt hundratals år gamla. Skogsbruk är idag det allvarligaste hotet. Ett långsiktigt hot är att nybildningen av gamla torrakor och högstubbar är en långsam process vilken ofta är beroende av skogsbrand. Nytt substrat bildas numera sannolikt nästan inte alls då antalet naturliga skogsbränder har minskat drastiskt på grund av effektivare brandbekämpning. Döda träd som lämnas efter avverkning är inte lämpliga för arten, eftersom dessa träd inte varit utsatta för skogsbrand och bildat tjärrik ved. Skogsbruksåtgärder på eller i närheten av växtplatserna bör undvikas. Naturskogsartade skogar med förekomst av arten indikerar höga biologiska värden och bör bevaras. Blågrå svartspik har en mycket begränsad utbredning utanför de nordiska länderna varför dessa länder har ett speciellt ansvar för arten (SLU Artdatabanken, 2024).</w:t>
-      </w:r>
-    </w:p>
-    <w:p>
-      <w:r>
-        <w:rPr>
-          <w:b/>
-        </w:rPr>
-        <w:t>Doftskinn (NT)</w:t>
-      </w:r>
-      <w:r>
-        <w:t>, rödlistad som nära hotad, är en mycket bra signalart för boreal granskog och indikerar ett gran-skogsekosystem med lång kontinuitet av grova lågor. Arten är placerad i toppen av Skogsstyrelsens värdepyramid för bedömning av skog med höga naturvärden och har klassats som en “urskogsindikator”, då den förekommer med ett tydligt optimum i helt eller nästan helt orörda skogar (Nitare &amp; Skogsstyrelsen, 2019).</w:t>
-      </w:r>
-    </w:p>
-    <w:p>
-      <w:r>
-        <w:rPr>
-          <w:b/>
-        </w:rPr>
-        <w:t>Dvärgbägarlav (NT)</w:t>
-      </w:r>
-      <w:r>
-        <w:t xml:space="preserve"> förekommer över hela Sverige på gammal hård ved, huvudsakligen på tall men i södra Sverige även på ek. Veden utgörs framförallt av grova stubbar, lågor och grenar. Substratet har blivit sällsyntare och nybildning av substrat sker bara i begränsad omfattning. Arten hotas av att grova lågor blir allt sällsyntare i dagens kulturskogar samt att nybildningen av lämpliga substrat går mycket långsamt. En riklig tillgång på gamla tall- eller eklågor måste säkerställas på artens lokaler (SLU Artdatabanken, 2024; Nitare &amp; Skogsstyrelsen, 2019).</w:t>
-      </w:r>
-    </w:p>
-    <w:p>
-      <w:r>
-        <w:rPr>
-          <w:b/>
-        </w:rPr>
-        <w:t>Fläckporing (VU)</w:t>
-      </w:r>
-      <w:r>
-        <w:t xml:space="preserve"> är en mycket bra signalart som visar på tallnaturskogar med höga naturvärden. Den är placerad högst upp i Skogsstyrelsens värdepyramid för bedömning av skog med höga naturvärden och indikerar områden som är mer eller mindre opåverkade av skogsbruk och där det funnits en kontinuitet av tallågor i olika nedbrytningsstadier. För att på lång sikt bibehålla livskraftiga populationer i ett område behövs troligen större skyddade områden som tillåter att man upprätthåller en naturlig branddynamik (SLU Artdatabanken, 2024; Nitare &amp; Skogsstyrelsen, 2019).</w:t>
-      </w:r>
-    </w:p>
-    <w:p>
-      <w:r>
-        <w:rPr>
-          <w:b/>
-        </w:rPr>
-        <w:t>Gammelgransskål (NT)</w:t>
-      </w:r>
-      <w:r>
-        <w:t xml:space="preserve"> är en liten skålsvamp som växer på gamla granar med skrovlig bark. Typiska växtplatser är gransumpskog i myrkanter, bäckdråg, bäckraviner och skuggiga bergssluttningar, men också skog på torrare mark kan hysa arten om beståndet har stark naturskogskaraktär. Bestånd med arten bör behandlas som nyckelbiotoper och sparas vid en slutavverkning. Även gallring bör undvikas (SLU Artdatabanken, 2024; Nitare &amp; Skogsstyrelsen, 2019).</w:t>
-      </w:r>
-    </w:p>
-    <w:p>
-      <w:r>
-        <w:rPr>
-          <w:b/>
-        </w:rPr>
-        <w:t>Garnlav (NT)</w:t>
-      </w:r>
-      <w:r>
-        <w:t xml:space="preserve"> är en utpräglad barrskogsart som ibland kan drapera träden i norrländska grannaturskogar med hög luftfuktighet. Den förekommer även i talldominerade bestånd där den, förutom i trädens grenverk, påträffas hängande över ojämnheter i tallbarken. Arten har minskat starkt i södra och mellersta Sverige och den minskar även i sitt nordliga utbredningsområde. Orsaken till tillbakagången beror främst på slutavverkningar av naturskogsartade skogar. Bestånd med riklig förekomst bör regelmässigt sparas. Garnlav är värdväxt för den mycket sällsynta och akut hotade fjärilen barrskogslavfly (CR) som hör hemma i boreala barrskogar med riklig förekomst av värdväxten. Tidigare kunde arten konstateras årligen på flera platser vid Dala-Floda i Dalarna innan lokalerna kalavverkades. Senaste fyndet i landet av barrskogslavfly är från år 2000 då den påträffades vid Högberget i Sollefteå kommun (SLU Artdatabanken, 2024).</w:t>
-      </w:r>
-    </w:p>
-    <w:p>
-      <w:r>
-        <w:rPr>
-          <w:b/>
-        </w:rPr>
-        <w:t>Granticka (NT)</w:t>
-      </w:r>
-      <w:r>
-        <w:t xml:space="preserve"> förekommer främst i äldre skogar med naturskogskaraktär, liksom i dimensionsavverkade och plockhuggna skogar. I äldre grannaturskog i norra Sverige är den alltjämt en förhållandevis vanlig karaktärsart, medan den längre söderut blir allt mer sällsynt. I Götaland och delar av Svealand är den en god signalart för skyddsvärda granskogsmiljöer. Arten bedöms ha minskat starkt under senare år på grund av skogsavverkningar, då den framför allt växer i äldre granskog med långvarig grankontinuitet. I urskogsliknande bestånd i norra Sverige kan ibland påträffas den mycket sällsynta tickan grantickeporing (VU), som lever på döda grantickor (SLU Artdatabanken, 2024; Nitare &amp; Skogsstyrelsen, 2019).</w:t>
-      </w:r>
-    </w:p>
-    <w:p>
-      <w:r>
-        <w:rPr>
-          <w:b/>
-        </w:rPr>
-        <w:t>Kolflarnlav (NT)</w:t>
-      </w:r>
-      <w:r>
-        <w:t xml:space="preserve"> är brandberoende och växer nästan uteslutande på kolad hård kärnved av tall. Etableringen verkar ske först 100–300 år efter brand och nytt substrat nybildas i mycket begränsad omfattning. Avverkning av tallskog av naturskogskaraktär med spår av återkommande bränder är ett hot och mängden lämplig ved att växa på för arten minskar dels på grund av naturlig nedbrytning men framförallt på grund av att det förstörs i samband med slutavverkningar, gallringar och markberedning. Såväl kolflarnlav som mörk kolflarnlav har glänsande bålfjäll och förekommer främst i tall- och blandbarrskogar av naturskogskaraktär med spår av återkommande bränder. Skogar som dessa hyser höga biologiska värden och bör skyddas (SLU Artdatabanken, 2024).</w:t>
-      </w:r>
-    </w:p>
-    <w:p>
-      <w:r>
-        <w:rPr>
-          <w:b/>
-        </w:rPr>
-        <w:t>Lunglav (NT)</w:t>
-      </w:r>
-      <w:r>
-        <w:t xml:space="preserve"> är en av vårt lands främsta signalarter som överallt indikerar gamla lövträd, skogsbestånd med höga naturvärden och ekosystem med lång skoglig kontinuitet. Lokalt kan förekomsten vara mycket riklig men den hittas nästan enbart i gamla och ej slutavverkade skogar. Artens samtliga förekomster bör uppmärksammas från naturvårdssynpunkt, då många lokaler även hyser andra ovanliga och rödlistade arter. Rikliga förekomster bör skyddas med biotopskydd, frivilliga avsättningar eller reservat. Det finns ett antal sällsynta lavparasiter som växer på lunglav: lunglavsknapp (VU), skrovelmössing (DD), lunglavshårprick (DD), </w:t>
-      </w:r>
-      <w:r>
-        <w:rPr>
-          <w:i/>
-        </w:rPr>
-        <w:t>Calycina alstrupii</w:t>
-      </w:r>
-      <w:r>
-        <w:t xml:space="preserve"> (NA) och </w:t>
-      </w:r>
-      <w:r>
-        <w:rPr>
-          <w:i/>
-        </w:rPr>
-        <w:t>Chalara lobariae</w:t>
-      </w:r>
-      <w:r>
-        <w:t xml:space="preserve"> (NA) (SLU Artdatabanken, 2025; SLU Artdatabanken, 2024; Nitare &amp; Skogsstyrelsen, 2019).</w:t>
-      </w:r>
-    </w:p>
-    <w:p>
-      <w:r>
-        <w:rPr>
-          <w:b/>
-        </w:rPr>
-        <w:t>Mörk kolflarnlav (NT)</w:t>
-      </w:r>
-      <w:r>
-        <w:t xml:space="preserve"> är brandberoende och växer nästan uteslutande på kolad hård kärnved av tall. Arten förekommer främst i glesa, öppna tall- och blandbarrskogar av naturskogskaraktär och etableringen verkar ske sent efter brand, kanske först efter 100–300 år. Mörk kolflarnlav indikerar skog med höga naturvärden och vanligast är att den påträffas på rester av nedbrunna torrakor och högstubbar och lågstubbar som är så grova att hela innandömet är urbränt. Tall- och blandbarrskogar av naturskogskaraktär med spår av återkommande bränder hyser höga biologiska värden och bör skyddas (SLU Artdatabanken, 2024).</w:t>
-      </w:r>
-    </w:p>
-    <w:p>
-      <w:r>
-        <w:rPr>
-          <w:b/>
-        </w:rPr>
-        <w:t>Nordtagging (NT)</w:t>
-      </w:r>
-      <w:r>
-        <w:t xml:space="preserve"> växer främst på tallågor av grövre dimensioner och påträffas huvudsakligen i äldre skog som inte kalavverkats. Nordtaggingen missgynnas av att områden med äldre tallskog har minskat starkt. Bekämpning av skogsbränder, samtidigt som skogsbruket omvandlar naturligt glesa tallbestånd till likartade och betydligt tätare bestånd, har missgynnat arten. Bristen på gamla tallågor utgör på sikt ett allvarligt hot och återskapandet av lämpliga biotoper tar mycket lång tid. Områden med olikåldriga bestånd av tall och med stort inslag av äldre träd bör undantas från skoglig produktion (SLU Artdatabanken, 2024).</w:t>
-      </w:r>
-    </w:p>
-    <w:p>
-      <w:r>
-        <w:rPr>
-          <w:b/>
-        </w:rPr>
-        <w:t xml:space="preserve">Skinnlav </w:t>
-      </w:r>
-      <w:r>
-        <w:t>förekommer på diverse lövträd, främst på gammal asp och sälg. Den påträffas främst i områden med lång kontinuitet av grova lövträd och signalerar skogsmark med höga naturvärden. På lokalerna förekommer som regel ett flertal andra ovanliga eller rödlistade lavar. I likhet med gelélavarna, etablerar sig skinnlaven i skogsmark på grova aspar i sena lövsuccessioner (Nitare &amp; Skogsstyrelsen, 2019).</w:t>
-      </w:r>
-    </w:p>
-    <w:p>
-      <w:r>
-        <w:rPr>
-          <w:b/>
-        </w:rPr>
-        <w:t>Stiftgelélav (NT)</w:t>
-      </w:r>
-      <w:r>
-        <w:t xml:space="preserve"> växer på gamla aspar och sälgar i blandskogar med hög luftfuktighet. Slutavverkning och vedhuggning är de största hoten och lokaler bör undantas från rationell skogsskötsel. På lång sikt måste inslaget av asp öka i svensk skog (SLU Artdatabanken, 2024).</w:t>
-      </w:r>
-    </w:p>
-    <w:p>
-      <w:r>
-        <w:rPr>
-          <w:b/>
-        </w:rPr>
-        <w:t>Stjärntagging (NT)</w:t>
-      </w:r>
-      <w:r>
-        <w:t xml:space="preserve"> signalerar inom hela sitt utbredningsområde höga naturvärden. Svampen är uttorkningskänslig och beroende av ett oförändrat fuktigt mikroklimat. Den är även beroende av en ständig tillgång på död ved i olika nedbrytningsstadier, dock ej nödvändigtvis grova träd. Tidigare påverkan på miljön måste dock ha varit så skonsam att det naturliga skogsekosystemet till stora delar har bevarats. Minskningstakten för den svenska populationen bedöms vara nära gränsvärdet för Sårbar (VU) (SLU Artdatabanken, 2024; Nitare &amp; Skogsstyrelsen, 2019).</w:t>
-      </w:r>
-    </w:p>
-    <w:p>
-      <w:r>
-        <w:rPr>
-          <w:b/>
-        </w:rPr>
-        <w:t>Stuplav</w:t>
-      </w:r>
-      <w:r>
-        <w:t xml:space="preserve"> är en mycket bra signalart i hela sitt utbredningsområde och förekommer nästan enbart i skogsmiljöer med höga naturvärden. Den indikerar långvarig förekomst av gamla lövträd och miljöer med konstant hög luftfuktighet. I skogar med suboceaniskt klimat finns det en mycket sällsynt parasit, njurlavsknapp </w:t>
-      </w:r>
-      <w:r>
-        <w:rPr>
-          <w:i/>
-        </w:rPr>
-        <w:t>Pletocarpon nephromeum</w:t>
-      </w:r>
-      <w:r>
-        <w:t xml:space="preserve"> (EN), som växer på stuplav (SLU Artdatabanken, 2024; Nitare &amp; Skogsstyrelsen, 2019).</w:t>
-      </w:r>
-    </w:p>
-    <w:p>
-      <w:r>
-        <w:rPr>
-          <w:b/>
-        </w:rPr>
-        <w:t>Ullticka (NT)</w:t>
-      </w:r>
-      <w:r>
-        <w:t xml:space="preserve"> är knuten till restbestånd av barrnaturskog och förekommer med ett tydligt optimum i orörda eller måttligt påverkade gamla granskogar där det föreligger viss kontinuitet av grov död ved. Ullticka är en bra signalart inom hela sitt utbredningsområde och i södra Sverige är den sällsynt och en god signalart för skyddsvärda granskogsmiljöer. Den hotas av avverkning och fragmentering av naturskog och äldre granskog med lång trädkontinuitet. På ullticka kan ibland ulltickeporing (VU) påträffas - det är en sällsynt ticka som nyligen delats upp i tre olika arter: </w:t>
-      </w:r>
-      <w:r>
-        <w:rPr>
-          <w:i/>
-        </w:rPr>
-        <w:t xml:space="preserve">Skeletocutis brevispora </w:t>
-      </w:r>
-      <w:r>
-        <w:t>(ulltickeporing)</w:t>
-      </w:r>
-      <w:r>
-        <w:rPr>
-          <w:i/>
-        </w:rPr>
-        <w:t>, Skeletocutis delicata och Skeletocutis exilis</w:t>
-      </w:r>
-      <w:r>
-        <w:t>. De två sistnämnda arterna står för närvarande (2020) som ej bedömda i rödlistan (SLU Artdatabanken, 2024; Nitare &amp; Skogsstyrelsen, 2019; Miettinen &amp; Niemelä, 2018).</w:t>
-      </w:r>
-    </w:p>
-    <w:p>
-      <w:r>
-        <w:rPr>
-          <w:b/>
-        </w:rPr>
-        <w:t>Vedflamlav (NT)</w:t>
-      </w:r>
-      <w:r>
-        <w:t xml:space="preserve"> växer på gammal hård och torr, exponerad kärnved av tall, främst på högstubbar i ljusöppna lägen, t.ex. vid och på myrar, sjökanter, i glesa hällmarkskogar och i brandpräglade tallnaturskogar. Substratet nyskapas i begränsad omfattning och arten är en utmärkt indikator på höga naturvärden i denna skogstyp. Tall- och barrblandskogar med naturskogskaraktär och spår av bränder har ofta höga biologiska värden och bör skyddas (SLU Artdatabanken, 2024).</w:t>
-      </w:r>
-    </w:p>
-    <w:p>
-      <w:r>
-        <w:rPr>
-          <w:b/>
-        </w:rPr>
-        <w:t>Vedskivlav (NT)</w:t>
-      </w:r>
-      <w:r>
-        <w:t xml:space="preserve"> växer på gammal, torr, exponerad, hård kärnved av framförallt tall i naturskogsartade bestånd. Avverkning av tallskog av naturskogskaraktär med spår av återkommande bränder är ett hot. Mängden lämplig ved att växa på för vedskivlav minskar, dels på grund av naturlig nedbrytning men framförallt på grund av att de förstörs i samband med slutavverkningar, gallringar och markberedning. Tall- och blandbarrskogar av naturskogskaraktär med spår av återkommande bränder bör skyddas (SLU Artdatabanken, 2024).</w:t>
-      </w:r>
-    </w:p>
-    <w:p>
-      <w:r>
-        <w:rPr>
-          <w:b/>
-        </w:rPr>
-        <w:t>Violettgrå tagellav (NT)</w:t>
-      </w:r>
-      <w:r>
-        <w:t xml:space="preserve"> växer nästan uteslutande i gamla olikåldriga barrnaturskogar med lång skoglig kontinuitet och är en utmärkt signal på skog med höga naturvärden. Slutavverkning av tidigare aldrig slutavverkad skog (kontinuitetsskog) är det största hotet. Biotopen nyskapas i begränsad omfattning och barrskog äldre än 160 år, där den violettgrå tagellaven huvudsakligen påträffas har minskat med 50% de senaste 50 åren. Lågproduktiv skogsmark där laven förekommer bör undantas från skogsbruk och rika förekomster i äldre granskog bör skyddas. Arten är känslig för uttorkning och det är väsentligt att tillräckligt stora bestånd avsätts (SLU Artdatabanken, 2024; Nitare &amp; Skogsstyrelsen, 2019).</w:t>
-      </w:r>
-    </w:p>
-    <w:p>
-      <w:r>
-        <w:rPr>
-          <w:b/>
-        </w:rPr>
-        <w:t>Vitgrynig nållav (NT)</w:t>
-      </w:r>
-      <w:r>
-        <w:t xml:space="preserve"> växer nästan uteslutande på bark av gamla, senvuxna granar i skuggiga lägen med hög och jämn luftfuktighet. Den vanligaste naturtypen för arten är kontinuitetsskogar på frisk mark men den finns också i sumpgranskogar. På lång sikt utgör avverkningar av olikåldriga granskogar av naturskogskaraktär ett allvarligt hot mot arten och skogsbruksåtgärder på eller i närheten av växtplatserna bör undvikas. Naturskogsartade, fuktiga granskogar med förekomster av arten signalerar höga biologiska värden och bör bevaras (SLU Artdatabanken, 2024; Nitare &amp; Skogsstyrelsen, 2019).</w:t>
-      </w:r>
-    </w:p>
-    <w:p>
-      <w:r>
-        <w:rPr>
-          <w:b/>
-        </w:rPr>
-        <w:t>Vitplätt (NT)</w:t>
-      </w:r>
-      <w:r>
-        <w:t xml:space="preserve"> är en nedbrytare av död, hård och torr tallved och orsakar brunröta. Den förekommer mest i äldre, naturskogsliknande tallskog eller blandskog med äldre tall. Arten hotas av avverkning av gammal, senvuxen tall. I södra Sverige råder brist på lämpliga habitat och arten kan inte längre sprida sig utanför sina få kända växtplatser. Lokaler med gammal tall bör undantas från skogsbruk, i synnerhet i södra Sverige (SLU Artdatabanken, 2024).</w:t>
+        <w:t>I och inom 20 meter från avverkningsanmälan finns fynd av 37 naturvårdsarter, varav 24 är rödlistade, 8 är fridlysta, 23 är typiska (T) och 8 är signalarter (S): aspgelélav (VU, T), fläckporing (VU, T), garnlav (VU, T), tornseglare (VU, §4), blanksvart spiklav (NT), blågrå svartspik (NT), doftskinn (NT, T), dropptaggsvamp (NT, T), dvärgbägarlav (NT, T), gammelgransskål (NT, T), kolflarnlav (NT, T), lunglav (NT, T), mörk kolflarnlav (NT), nordtagging (NT), stiftgelélav (NT, T), stjärntagging (NT, T), talltita (NT, §4), tretåig hackspett (NT, T, §4), ullticka (NT, T), vedflamlav (NT), vedskivlav (NT, T), violettgrå tagellav (NT, T), vitgrynig nållav (NT), vitplätt (NT), björksplintborre (S), luddlav (S, T), norrlandslav (S, T), nästlav (S, T), skinnlav (S, T), stuplav (S, T), trådticka (S, T), vedticka (S, T), tjäder (T, §4), kungsfågel (§4), fläcknycklar (§8), nattviol (§8) och revlummer (§9). Se Figur 1.</w:t>
       </w:r>
     </w:p>
     <w:p>
@@ -393,17 +73,816 @@
         <w:pStyle w:val="Heading1"/>
       </w:pPr>
       <w:r>
-        <w:t>Fridlysta arter</w:t>
+        <w:t>Tillsynsbegäran</w:t>
       </w:r>
     </w:p>
     <w:p>
       <w:r>
-        <w:t>Följande fridlysta arter har sina livsmiljöer och växtplatser i den avverkningsanmälda skogen: tornseglare (EN, §4), talltita (NT, §4), tretåig hackspett (NT, §4), kungsfågel (§4), tjäder (§4), fläcknycklar (§8), nattviol (§8) och revlummer (§9).</w:t>
+        <w:t>Vi begär härmed att Skogsstyrelsen fattar beslut enligt miljöbalken som säkerställer att skogens höga naturvärden bevaras samt att EU-lagstiftning efterlevs och att artskyddsbrott förhindras.</w:t>
       </w:r>
     </w:p>
     <w:p>
       <w:r>
-        <w:t xml:space="preserve">Observera att medlemsländerna är skyldiga att agera i enlighet med EU:s fågeldirektiv där det uttryckligen står att direktivet gäller för fåglar samt för deras ägg, bon och </w:t>
+        <w:t>Vi begär vidare att Skogsstyrelsen säkerställer att inga skador eller försämringar av naturtypens bevarandestatus i området tillåts ske. Se Rådets direktiv 92/43/EEG samt ickeförsämringskravet i EU:s naturrestaureringsförordning (EU 2024/1991).</w:t>
+      </w:r>
+    </w:p>
+    <w:p>
+      <w:r>
+        <w:t>Vi önskar även ta del av de ställningstaganden och beslut som myndigheten meddelar till följd av aktuell avverkningsanmälan och föreningens inlaga (se 34 § förvaltningslagen).</w:t>
+      </w:r>
+    </w:p>
+    <w:p>
+      <w:pPr>
+        <w:pStyle w:val="Heading1"/>
+      </w:pPr>
+      <w:r>
+        <w:t>Naturvårdsarter och fridlysta arter</w:t>
+      </w:r>
+    </w:p>
+    <w:p>
+      <w:r>
+        <w:t>Nedan följer beskrivningar av de naturvårdsarter och fridlysta arter som har sina livsmiljöer och växtplatser i den avverkningsanmälda skogen. Se även ytterligare artfakta i BILAGA 1. De påträffade naturvårdsarterna är ett tydligt kvitto på att det rör sig om en skog med höga naturvärden.</w:t>
+      </w:r>
+    </w:p>
+    <w:p>
+      <w:r>
+        <w:rPr>
+          <w:b/>
+        </w:rPr>
+        <w:t>Aspgelélav (VU)</w:t>
+      </w:r>
+      <w:r>
+        <w:t xml:space="preserve"> växer praktiskt taget enbart på asp i skog med hög luftfuktighet. Aspgelélav missgynnas vid slutavverkning. I norra Sverige hotas arten genom slutavverkning av äldre barrskog med åldriga aspar, ofta på skogsbergens sluttningar. Arten försvinner på aspar som lämnas kvar på hyggen. Aspgelélav (VU) är typisk art för </w:t>
+      </w:r>
+      <w:r>
+        <w:rPr>
+          <w:i/>
+        </w:rPr>
+        <w:t>9010 Taiga</w:t>
+      </w:r>
+      <w:r>
+        <w:t xml:space="preserve"> (SLU Artdatabanken, 2024).</w:t>
+      </w:r>
+    </w:p>
+    <w:p>
+      <w:r>
+        <w:rPr>
+          <w:b/>
+        </w:rPr>
+        <w:t>Fläckporing (VU)</w:t>
+      </w:r>
+      <w:r>
+        <w:t xml:space="preserve"> är en mycket bra signalart som visar på tallnaturskogar med höga naturvärden. Den är placerad högst upp i Skogsstyrelsens värdepyramid för bedömning av skog med höga naturvärden och indikerar områden som är mer eller mindre opåverkade av skogsbruk och där det funnits en kontinuitet av tallågor i olika nedbrytningsstadier. För att på lång sikt bibehålla livskraftiga populationer i ett område behövs troligen större skyddade områden som tillåter att man upprätthåller en naturlig branddynamik. Fläckporing är typisk art för </w:t>
+      </w:r>
+      <w:r>
+        <w:rPr>
+          <w:i/>
+        </w:rPr>
+        <w:t>9010 Taiga</w:t>
+      </w:r>
+      <w:r>
+        <w:t xml:space="preserve"> (SLU Artdatabanken, 2024; Nitare &amp; Skogsstyrelsen, 2019).</w:t>
+      </w:r>
+    </w:p>
+    <w:p>
+      <w:r>
+        <w:rPr>
+          <w:b/>
+        </w:rPr>
+        <w:t>Garnlav (VU)</w:t>
+      </w:r>
+      <w:r>
+        <w:t xml:space="preserve"> är en utpräglad barrskogsart som ibland kan drapera träden i norrländska grannaturskogar med hög luftfuktighet. Den förekommer även i talldominerade bestånd där den, förutom i trädens grenverk, påträffas hängande över ojämnheter i tallbarken. Arten har minskat starkt i södra och mellersta Sverige och den minskar även i sitt nordliga utbredningsområde. Minskningstakten uppgår till 30 (20–50) % inom 50 år och överstiger gränsvärdet för Sårbar (VU). Orsaken till tillbakagången beror främst på slutavverkningar av naturskogsartade skogar. Bestånd med riklig förekomst bör regelmässigt sparas, vilket även gynnar flera andra sällsynta och rödlistade arter. Garnlav är värdväxt för den mycket sällsynta och akut hotade fjärilen barrskogslavfly (CR) som hör hemma i boreala barrskogar med riklig förekomst av värdväxten. Tidigare kunde arten konstateras årligen på flera platser vid Dala-Floda i Dalarna innan lokalerna kalavverkades. Senaste fyndet i landet av barrskogslavfly är från år 2000 då den påträffades vid Högberget i Sollefteå kommun. Garnlav är typisk art för </w:t>
+      </w:r>
+      <w:r>
+        <w:rPr>
+          <w:i/>
+        </w:rPr>
+        <w:t xml:space="preserve">9010 Taiga </w:t>
+      </w:r>
+      <w:r>
+        <w:t>och</w:t>
+      </w:r>
+      <w:r>
+        <w:rPr>
+          <w:i/>
+        </w:rPr>
+        <w:t xml:space="preserve"> 9070 Trädklädd betesmark</w:t>
+      </w:r>
+      <w:r>
+        <w:t xml:space="preserve"> (SLU Artdatabanken, 2026).</w:t>
+      </w:r>
+    </w:p>
+    <w:p>
+      <w:r>
+        <w:rPr>
+          <w:b/>
+        </w:rPr>
+        <w:t>Tornseglare (VU, §4)</w:t>
+      </w:r>
+      <w:r>
+        <w:t xml:space="preserve"> har minskat med 40 (30–50) % under de senaste 24 åren och minskningstakten överstiger gränsvärdet för sårbar (VU). Tornseglaren är en typisk hålhäckare som numera huvudsakligen är knuten till mänsklig bebyggelse. En mindre andel av beståndet häckar i mer ursprungliga miljöer, i första hand i gamla hackspetthål (främst spillkråkehål) och andra typer av håligheter i träd, men även i klippskrevor. I de inre delarna av de två nordligaste länen (Lappland) häckar den huvudsakligen i ren skogsmiljö, framförallt i gammal gles tallskog. För de tornseglare som häckar i träd i Norrlands inland har situationen sannolikt försämrats till följd av minskad mängd hålträd och av stora arealer tät produktionsskog. När arten förekommer i sluten skog handlar det ofta om skyddsvärda skogsmiljöer med äldre tallskog av naturskogskaraktär (SLU Artdatabanken, 2026; Skogsstyrelsen, 2016).</w:t>
+      </w:r>
+    </w:p>
+    <w:p>
+      <w:r>
+        <w:rPr>
+          <w:b/>
+        </w:rPr>
+        <w:t>Blanksvart spiklav (NT)</w:t>
+      </w:r>
+      <w:r>
+        <w:t xml:space="preserve"> förekommer på torr, hård, gammal kärnved men även på äldre ytved av tall i naturskogsartade bestånd med begränsad brandpåverkan och ostörd hydrologi. Skogsbruksåtgärder på eller i närheten av lokaler med blanksvart spiklav utgör ett hot. Naturskogsartade öppna tall- och barrblandskogar med blanksvart spiklav indikerar höga biologiska värden och bör bevaras (SLU Artdatabanken, 2024).</w:t>
+      </w:r>
+    </w:p>
+    <w:p>
+      <w:r>
+        <w:rPr>
+          <w:b/>
+        </w:rPr>
+        <w:t>Blågrå svartspik (NT)</w:t>
+      </w:r>
+      <w:r>
+        <w:t xml:space="preserve"> växer på torr, hård ved av gamla, solbelysta torrakor, högstubbar av tall och grova döda grenar på levande tallar i öppna bestånd av naturskogskaraktär. Nästan alltid rör det sig om tjärrika torrträd och högstubbar (töreved, keloträd) som kan vara en bra bit över hundra år, i vissa fall sannolikt hundratals år gamla. Skogsbruk är idag det allvarligaste hotet. Ett långsiktigt hot är att nybildningen av gamla torrakor och högstubbar är en långsam process vilken ofta är beroende av skogsbrand. Nytt substrat bildas numera sannolikt nästan inte alls då antalet naturliga skogsbränder har minskat drastiskt på grund av effektivare brandbekämpning. Döda träd som lämnas efter avverkning är inte lämpliga för arten, eftersom dessa träd inte varit utsatta för skogsbrand och bildat tjärrik ved. Skogsbruksåtgärder på eller i närheten av växtplatserna bör undvikas. Naturskogsartade skogar med förekomst av arten indikerar höga biologiska värden och bör bevaras. Blågrå svartspik har en mycket begränsad utbredning utanför de nordiska länderna varför dessa länder har ett speciellt ansvar för arten (SLU Artdatabanken, 2024).</w:t>
+      </w:r>
+    </w:p>
+    <w:p>
+      <w:r>
+        <w:rPr>
+          <w:b/>
+        </w:rPr>
+        <w:t>Doftskinn (NT)</w:t>
+      </w:r>
+      <w:r>
+        <w:t xml:space="preserve">, rödlistad som nära hotad, är en mycket bra signalart för boreal granskog och indikerar ett gran-skogsekosystem med lång kontinuitet av grova lågor. Arten är placerad i toppen av Skogsstyrelsens värdepyramid för bedömning av skog med höga naturvärden och har klassats som en “urskogsindikator”, då den förekommer med ett tydligt optimum i helt eller nästan helt orörda skogar. Doftskinn är typisk art för </w:t>
+      </w:r>
+      <w:r>
+        <w:rPr>
+          <w:i/>
+        </w:rPr>
+        <w:t xml:space="preserve">9010 Taiga </w:t>
+      </w:r>
+      <w:r>
+        <w:t>(SLU Artdatabanken, 2025; Nitare &amp; Skogsstyrelsen, 2019).</w:t>
+      </w:r>
+    </w:p>
+    <w:p>
+      <w:r>
+        <w:rPr>
+          <w:b/>
+        </w:rPr>
+        <w:t>Dropptaggsvamp (NT)</w:t>
+      </w:r>
+      <w:r>
+        <w:t xml:space="preserve"> bildar mykorrhiza med tall, främst i barrskog med trädkontinuitet, i magra, torra och ljusöppna lavtallskogar och i barrblandskogar med friskmossor och lingon i fältskiktet. Den totala populationen i landet har minskat och bedöms fortsätta minska till följd av slutavverkningar av tallskog. Det är högst oklart om arten långsiktigt kan etablera och reproducera sig i skogsbestånd som brukas med trakthyggesmetoder, markberedning, gödsling eller föryngring med förädlat plantmaterial. Uppfyller kriterierna för att bli rödlistad på grund av ny kunskap som visar att en större andel av populationen än tidigare bedömt är knuten till kontinuitetsbarrskog. Minskningstakten för den svenska populationen bedöms vara nära gränsvärdet för Sårbar (VU). Dropptaggsvamp är typisk art för </w:t>
+      </w:r>
+      <w:r>
+        <w:rPr>
+          <w:i/>
+        </w:rPr>
+        <w:t xml:space="preserve">9010 Taiga </w:t>
+      </w:r>
+      <w:r>
+        <w:t>(SLU Artdatabanken, 2026).</w:t>
+      </w:r>
+    </w:p>
+    <w:p>
+      <w:r>
+        <w:rPr>
+          <w:b/>
+        </w:rPr>
+        <w:t>Dvärgbägarlav (NT)</w:t>
+      </w:r>
+      <w:r>
+        <w:t xml:space="preserve"> förekommer över hela Sverige på gammal hård ved, huvudsakligen på tall men i södra Sverige även på ek. Veden utgörs framförallt av grova stubbar, lågor och grenar. Substratet har blivit sällsyntare och nybildning av substrat sker bara i begränsad omfattning. Arten hotas av att grova lågor blir allt sällsyntare i dagens kulturskogar samt att nybildningen av lämpliga substrat går mycket långsamt. En riklig tillgång på gamla tall- eller eklågor måste säkerställas på artens lokaler. Dvärgbägarlav är typisk art för </w:t>
+      </w:r>
+      <w:r>
+        <w:rPr>
+          <w:i/>
+        </w:rPr>
+        <w:t>9010 Taiga</w:t>
+      </w:r>
+      <w:r>
+        <w:t xml:space="preserve"> (SLU Artdatabanken, 2024; Nitare &amp; Skogsstyrelsen, 2019).</w:t>
+      </w:r>
+    </w:p>
+    <w:p>
+      <w:r>
+        <w:rPr>
+          <w:b/>
+        </w:rPr>
+        <w:t>Gammelgransskål (NT)</w:t>
+      </w:r>
+      <w:r>
+        <w:t xml:space="preserve"> är en liten skålsvamp som växer på gamla granar med skrovlig bark. Typiska växtplatser är gransumpskog i myrkanter, bäckdråg, bäckraviner och skuggiga bergssluttningar, men också skog på torrare mark kan hysa arten om beståndet har stark naturskogskaraktär. Bestånd med arten bör behandlas som nyckelbiotoper och sparas vid en slutavverkning. Även gallring bör undvikas. Gammelgransskål är typisk art för </w:t>
+      </w:r>
+      <w:r>
+        <w:rPr>
+          <w:i/>
+        </w:rPr>
+        <w:t>9010 Taiga</w:t>
+      </w:r>
+      <w:r>
+        <w:t xml:space="preserve"> (SLU Artdatabanken, 2024; Nitare &amp; Skogsstyrelsen, 2019).</w:t>
+      </w:r>
+    </w:p>
+    <w:p>
+      <w:r>
+        <w:rPr>
+          <w:b/>
+        </w:rPr>
+        <w:t>Kolflarnlav (NT)</w:t>
+      </w:r>
+      <w:r>
+        <w:t xml:space="preserve"> är brandberoende och växer nästan uteslutande på kolad hård kärnved av tall. Etableringen verkar ske först 100–300 år efter brand och nytt substrat nybildas i mycket begränsad omfattning. Avverkning av tallskog av naturskogskaraktär med spår av återkommande bränder är ett hot och mängden lämplig ved att växa på för arten minskar dels på grund av naturlig nedbrytning men framförallt på grund av att det förstörs i samband med slutavverkningar, gallringar och markberedning. Såväl kolflarnlav som mörk kolflarnlav har glänsande bålfjäll och förekommer främst i tall- och blandbarrskogar av naturskogskaraktär med spår av återkommande bränder. Skogar som dessa hyser höga biologiska värden och bör skyddas. Kolflarnlav är typisk art för </w:t>
+      </w:r>
+      <w:r>
+        <w:rPr>
+          <w:i/>
+        </w:rPr>
+        <w:t>9010 Taiga</w:t>
+      </w:r>
+      <w:r>
+        <w:t xml:space="preserve"> (SLU Artdatabanken, 2024).</w:t>
+      </w:r>
+    </w:p>
+    <w:p>
+      <w:r>
+        <w:rPr>
+          <w:b/>
+        </w:rPr>
+        <w:t>Lunglav (NT)</w:t>
+      </w:r>
+      <w:r>
+        <w:t xml:space="preserve"> är en av vårt lands främsta signalarter som överallt indikerar gamla lövträd, skogsbestånd med höga naturvärden och ekosystem med långskoglig kontinuitet. Lokalt kan förekomsten vara mycket riklig men den hittas nästan enbart i gamla och ej slutavverkade skogar. Artens samtliga förekomster bör uppmärksammas från naturvårdssynpunkt, då många lokaler även hyser andra ovanliga och rödlistade arter. Rikliga förekomster bör skyddas med biotopskydd, frivilliga avsättningar eller reservat. På lunglav kan de sällsynta lavparasiterna lunglavshårprick (CR), </w:t>
+      </w:r>
+      <w:r>
+        <w:rPr>
+          <w:i/>
+        </w:rPr>
+        <w:t>Abrothallus diederichii</w:t>
+      </w:r>
+      <w:r>
+        <w:t xml:space="preserve"> (VU), </w:t>
+      </w:r>
+      <w:r>
+        <w:rPr>
+          <w:i/>
+        </w:rPr>
+        <w:t>Abrothallus lobariae</w:t>
+      </w:r>
+      <w:r>
+        <w:t xml:space="preserve"> (VU), </w:t>
+      </w:r>
+      <w:r>
+        <w:rPr>
+          <w:i/>
+        </w:rPr>
+        <w:t>Calycina lobariae</w:t>
+      </w:r>
+      <w:r>
+        <w:t xml:space="preserve"> (VU), lunglavsknapp (VU) och skrovelmössing (VU) påträffas. Lunglav är typisk art för </w:t>
+      </w:r>
+      <w:r>
+        <w:rPr>
+          <w:i/>
+        </w:rPr>
+        <w:t>9010 Taiga, 9020 Nordlig ädellövskog, 9110 Näringsfattig bokskog, 9130 Näringsrik bokskog, 9160 Näringsrik ekskog, 9180 Ädellövskog i branter, 9190 Näringsfattig ekskog, 9070 Trädklädd betesmark, 9040 Fjällbjörkskog</w:t>
+      </w:r>
+      <w:r>
+        <w:t xml:space="preserve"> och</w:t>
+      </w:r>
+      <w:r>
+        <w:rPr>
+          <w:i/>
+        </w:rPr>
+        <w:t xml:space="preserve"> 6530 Lövängar</w:t>
+      </w:r>
+      <w:r>
+        <w:t xml:space="preserve"> (SLU Artdatabanken, 2026; Nitare &amp; Skogsstyrelsen, 2019).</w:t>
+      </w:r>
+    </w:p>
+    <w:p>
+      <w:r>
+        <w:rPr>
+          <w:b/>
+        </w:rPr>
+        <w:t>Mörk kolflarnlav (NT)</w:t>
+      </w:r>
+      <w:r>
+        <w:t xml:space="preserve"> är brandberoende och växer nästan uteslutande på kolad hård kärnved av tall. Arten förekommer främst i glesa, öppna tall- och blandbarrskogar av naturskogskaraktär och etableringen verkar ske sent efter brand, kanske först efter 100–300 år. Mörk kolflarnlav indikerar skog med höga naturvärden och vanligast är att den påträffas på rester av nedbrunna torrakor och högstubbar och lågstubbar som är så grova att hela innandömet är urbränt. Tall- och blandbarrskogar av naturskogskaraktär med spår av återkommande bränder hyser höga biologiska värden och bör skyddas (SLU Artdatabanken, 2024).</w:t>
+      </w:r>
+    </w:p>
+    <w:p>
+      <w:r>
+        <w:rPr>
+          <w:b/>
+        </w:rPr>
+        <w:t>Nordtagging (NT)</w:t>
+      </w:r>
+      <w:r>
+        <w:t xml:space="preserve"> växer främst på tallågor av grövre dimensioner och påträffas huvudsakligen i äldre skog som inte kalavverkats. Nordtaggingen missgynnas av att områden med äldre tallskog har minskat starkt. Bekämpning av skogsbränder, samtidigt som skogsbruket omvandlar naturligt glesa tallbestånd till likartade och betydligt tätare bestånd, har missgynnat arten. Bristen på gamla tallågor utgör på sikt ett allvarligt hot och återskapandet av lämpliga biotoper tar mycket lång tid. Områden med olikåldriga bestånd av tall och med stort inslag av äldre träd bör undantas från skoglig produktion (SLU Artdatabanken, 2024).</w:t>
+      </w:r>
+    </w:p>
+    <w:p>
+      <w:r>
+        <w:rPr>
+          <w:b/>
+        </w:rPr>
+        <w:t>Stiftgelélav (NT)</w:t>
+      </w:r>
+      <w:r>
+        <w:t xml:space="preserve"> växer på gamla aspar och sälgar i blandskogar med hög luftfuktighet. Slutavverkning och vedhuggning är de största hoten och lokaler bör undantas från rationell skogsskötsel. På lång sikt måste inslaget av asp öka i svensk skog. Stiftgelélav är typisk art för </w:t>
+      </w:r>
+      <w:r>
+        <w:rPr>
+          <w:i/>
+        </w:rPr>
+        <w:t>9010 Taiga</w:t>
+      </w:r>
+      <w:r>
+        <w:t xml:space="preserve"> (SLU Artdatabanken, 2024).</w:t>
+      </w:r>
+    </w:p>
+    <w:p>
+      <w:r>
+        <w:rPr>
+          <w:b/>
+        </w:rPr>
+        <w:t>Stjärntagging (NT)</w:t>
+      </w:r>
+      <w:r>
+        <w:t xml:space="preserve"> signalerar inom hela sitt utbredningsområde höga naturvärden. Svampen är uttorkningskänslig och beroende av ett oförändrat fuktigt mikroklimat. Den är även beroende av en ständig tillgång på död ved i olika nedbrytningsstadier, dock ej nödvändigtvis grova träd. Tidigare påverkan på miljön måste dock ha varit så skonsam att det naturliga skogsekosystemet till stora delar har bevarats. Minskningstakten för den svenska populationen bedöms vara nära gränsvärdet för Sårbar (VU). Stjärntagging är typisk art för </w:t>
+      </w:r>
+      <w:r>
+        <w:rPr>
+          <w:i/>
+        </w:rPr>
+        <w:t xml:space="preserve">9010 Taiga, 9050 Näringsrik granskog </w:t>
+      </w:r>
+      <w:r>
+        <w:t xml:space="preserve">och </w:t>
+      </w:r>
+      <w:r>
+        <w:rPr>
+          <w:i/>
+        </w:rPr>
+        <w:t>9030 Landhöjningsskog</w:t>
+      </w:r>
+      <w:r>
+        <w:t xml:space="preserve"> (SLU Artdatabanken, 2024; Nitare &amp; Skogsstyrelsen, 2019).</w:t>
+      </w:r>
+    </w:p>
+    <w:p>
+      <w:r>
+        <w:rPr>
+          <w:b/>
+        </w:rPr>
+        <w:t>Talltita (NT, §4)</w:t>
+      </w:r>
+      <w:r>
+        <w:t>, rödlistad som nära hotad och prioriterad art i Skogsvårdslagen, har häckningsrevir i anmälan. Arten har minskat kraftigt de senaste 30 åren och minskningstakten innevarande 10-årsperiod beräknas till 20 (10–30) %. Talltitan är synnerligen trogen sitt cirka 15 hektar stora revir och är beroende av flerskiktade olikåldriga skogar för att kunna föda upp sina ungar. Talltitan försvinner om dess livsmiljö kalavverkas (Eggers &amp; Low, 2014; Ekman, 1979; Griesser et al, 2007; Klein, 2020; Siffczyk et al, 2003; SLU Artdatabanken, 2021).</w:t>
+      </w:r>
+    </w:p>
+    <w:p>
+      <w:r>
+        <w:rPr>
+          <w:b/>
+        </w:rPr>
+        <w:t>Tretåig hackspett (NT, §4)</w:t>
+      </w:r>
+      <w:r>
+        <w:t xml:space="preserve"> är rödlistad som nära hotad och ingår i bilaga 1 i EU:s fågeldirektiv. Tretåig hackspett är för sin överlevnad beroende av kontinuerlig tillförsel av äldre döende och död ved, som sker genom naturliga självgallringsprocesser i äldre grannaturskogar och barrblandade naturskogar. Om en skog genom skogsbruk gallras eller glesas ur så upphör och uteblir i stort sett den naturliga självgallringsprocessen för mycket lång tid framöver vilket omöjliggör upprätthållandet av den kontinuerliga ekologiska funktionen i ett område. Det finns studier som visar att naturskogens självgallringsprocess som den tretåiga hackspetten är beroende av, inte kan ersättas med efterlämnad hänsyn i skogsbruket (Imbeau &amp; Desrochers, 2002). Storleken på häckningsreviret varierar med skogstypen, förekomsten av död ved och graden av fragmentering, men är i allmänhet i storleksordningen 25–100 hektar. Vintertid krävs ofta betydligt större områden och det finns studier som antyder att arten behöver minst 100 hektar äldre skog. I områden med låg bonitet kan det behövas över 200 hektar lämpligt habitat för att ett par ska kunna reproducera sig. Områden med dokumenterad permanent förekomst i naturskogsmiljöer har vanligen så stora naturvärden att skogsbruk är olämpligt. Tretåig hackspett är typisk art för </w:t>
+      </w:r>
+      <w:r>
+        <w:rPr>
+          <w:i/>
+        </w:rPr>
+        <w:t xml:space="preserve">9010 Taiga, 9740 Skogsbevuxen myr, 9030 Landhöjningsskog </w:t>
+      </w:r>
+      <w:r>
+        <w:t xml:space="preserve">och </w:t>
+      </w:r>
+      <w:r>
+        <w:rPr>
+          <w:i/>
+        </w:rPr>
+        <w:t>9040 Fjällbjörkskog</w:t>
+      </w:r>
+      <w:r>
+        <w:t xml:space="preserve"> (Skogsstyrelsen, 2016; SLU Artdatabanken, 2024).</w:t>
+      </w:r>
+    </w:p>
+    <w:p>
+      <w:r>
+        <w:rPr>
+          <w:b/>
+        </w:rPr>
+        <w:t>Ullticka (NT)</w:t>
+      </w:r>
+      <w:r>
+        <w:t xml:space="preserve"> är knuten till restbestånd av barrnaturskog och förekommer med ett tydligt optimum i orörda eller måttligt påverkade gamla granskogar där det föreligger viss kontinuitet av grov död ved. Ullticka är en bra signalart inom hela sitt utbredningsområde och i södra Sverige är den sällsynt och en god signalart för skyddsvärda granskogsmiljöer. Den hotas av avverkning och fragmentering av naturskog och äldre granskog med lång trädkontinuitet. På ullticka kan ibland ulltickeporing (VU) påträffas - det är en sällsynt ticka som nyligen delats upp i de tre olika arterna ulltickeporing </w:t>
+      </w:r>
+      <w:r>
+        <w:rPr>
+          <w:i/>
+        </w:rPr>
+        <w:t xml:space="preserve">Skeletocutis brevispora </w:t>
+      </w:r>
+      <w:r>
+        <w:t>(VU)</w:t>
+      </w:r>
+      <w:r>
+        <w:rPr>
+          <w:i/>
+        </w:rPr>
+        <w:t>, Skeletocutis delicata</w:t>
+      </w:r>
+      <w:r>
+        <w:t xml:space="preserve"> (VU)</w:t>
+      </w:r>
+      <w:r>
+        <w:rPr>
+          <w:i/>
+        </w:rPr>
+        <w:t xml:space="preserve"> och Skeletocutis exilis</w:t>
+      </w:r>
+      <w:r>
+        <w:t xml:space="preserve"> (NT). Ullticka är typisk art för </w:t>
+      </w:r>
+      <w:r>
+        <w:rPr>
+          <w:i/>
+        </w:rPr>
+        <w:t xml:space="preserve">9010 Taiga, 9050 Näringsrik granskog </w:t>
+      </w:r>
+      <w:r>
+        <w:t xml:space="preserve">och </w:t>
+      </w:r>
+      <w:r>
+        <w:rPr>
+          <w:i/>
+        </w:rPr>
+        <w:t>9030 Landhöjningsskog</w:t>
+      </w:r>
+      <w:r>
+        <w:t xml:space="preserve"> (SLU Artdatabanken, 2026; Nitare &amp; Skogsstyrelsen, 2019; Miettinen &amp; Niemelä, 2018).</w:t>
+      </w:r>
+    </w:p>
+    <w:p>
+      <w:r>
+        <w:rPr>
+          <w:b/>
+        </w:rPr>
+        <w:t>Vedflamlav (NT)</w:t>
+      </w:r>
+      <w:r>
+        <w:t xml:space="preserve"> växer på gammal hård och torr, exponerad kärnved av tall, främst på högstubbar i ljusöppna lägen, t.ex. vid och på myrar, sjökanter, i glesa hällmarkskogar och i brandpräglade tallnaturskogar. Substratet nyskapas i begränsad omfattning och arten är en utmärkt indikator på höga naturvärden i denna skogstyp. Tall- och barrblandskogar med naturskogskaraktär och spår av bränder har ofta höga biologiska värden och bör skyddas. På vedflamlavens bål kan den sällsynta spiklaven/parasiten </w:t>
+      </w:r>
+      <w:r>
+        <w:rPr>
+          <w:i/>
+        </w:rPr>
+        <w:t>Calicium ramboldiicola</w:t>
+      </w:r>
+      <w:r>
+        <w:t xml:space="preserve"> (VU) påträffas (SLU Artdatabanken, 2026).</w:t>
+      </w:r>
+    </w:p>
+    <w:p>
+      <w:r>
+        <w:rPr>
+          <w:b/>
+        </w:rPr>
+        <w:t>Vedskivlav (NT)</w:t>
+      </w:r>
+      <w:r>
+        <w:t xml:space="preserve"> växer på gammal, torr, exponerad, hård kärnved av framförallt tall i naturskogsartade bestånd. Avverkning av tallskog av naturskogskaraktär med spår av återkommande bränder är ett hot. Mängden lämplig ved att växa på för vedskivlav minskar, dels på grund av naturlig nedbrytning men framförallt på grund av att de förstörs i samband med slutavverkningar, gallringar och markberedning. Tall- och blandbarrskogar av naturskogskaraktär med spår av återkommande bränder bör skyddas. Vedskivlav är typisk art för </w:t>
+      </w:r>
+      <w:r>
+        <w:rPr>
+          <w:i/>
+        </w:rPr>
+        <w:t>9010 Taiga</w:t>
+      </w:r>
+      <w:r>
+        <w:t xml:space="preserve"> (SLU Artdatabanken, 2024).</w:t>
+      </w:r>
+    </w:p>
+    <w:p>
+      <w:r>
+        <w:rPr>
+          <w:b/>
+        </w:rPr>
+        <w:t>Violettgrå tagellav (NT)</w:t>
+      </w:r>
+      <w:r>
+        <w:t xml:space="preserve"> växer nästan uteslutande i gamla olikåldriga barrnaturskogar med lång skoglig kontinuitet och är en utmärkt signal på skog med höga naturvärden. Slutavverkning av tidigare aldrig slutavverkad skog (kontinuitetsskog) är det största hotet. Biotopen nyskapas i begränsad omfattning och barrskog äldre än 160 år, där den violettgrå tagellaven huvudsakligen påträffas har minskat med 50% de senaste 50 åren. Lågproduktiv skogsmark där laven förekommer bör undantas från skogsbruk och rika förekomster i äldre granskog bör skyddas. Arten är känslig för uttorkning och det är väsentligt att tillräckligt stora bestånd avsätts. Violettgrå tagellav är typisk art för </w:t>
+      </w:r>
+      <w:r>
+        <w:rPr>
+          <w:i/>
+        </w:rPr>
+        <w:t>9010 Taiga</w:t>
+      </w:r>
+      <w:r>
+        <w:t xml:space="preserve"> (SLU Artdatabanken, 2024; Nitare &amp; Skogsstyrelsen, 2019).</w:t>
+      </w:r>
+    </w:p>
+    <w:p>
+      <w:r>
+        <w:rPr>
+          <w:b/>
+        </w:rPr>
+        <w:t>Vitgrynig nållav (NT)</w:t>
+      </w:r>
+      <w:r>
+        <w:t xml:space="preserve"> växer nästan uteslutande på bark av gamla, senvuxna granar i skuggiga lägen med hög och jämn luftfuktighet. Den vanligaste naturtypen för arten är kontinuitetsskogar på frisk mark men den finns också i sumpgranskogar. På lång sikt utgör avverkningar av olikåldriga granskogar av naturskogskaraktär ett allvarligt hot mot arten och skogsbruksåtgärder på eller i närheten av växtplatserna bör undvikas. Naturskogsartade, fuktiga granskogar med förekomster av arten signalerar höga biologiska värden och bör bevaras (SLU Artdatabanken, 2024; Nitare &amp; Skogsstyrelsen, 2019).</w:t>
+      </w:r>
+    </w:p>
+    <w:p>
+      <w:r>
+        <w:rPr>
+          <w:b/>
+        </w:rPr>
+        <w:t>Vitplätt (NT)</w:t>
+      </w:r>
+      <w:r>
+        <w:t xml:space="preserve"> är en nedbrytare av död, hård och torr tallved och orsakar brunröta. Den förekommer mest i äldre, naturskogsliknande tallskog eller blandskog med äldre tall. Arten hotas av avverkning av gammal, senvuxen tall. I södra Sverige råder brist på lämpliga habitat och arten kan inte längre sprida sig utanför sina få kända växtplatser. Lokaler med gammal tall bör undantas från skogsbruk, i synnerhet i södra Sverige (SLU Artdatabanken, 2024).</w:t>
+      </w:r>
+    </w:p>
+    <w:p>
+      <w:r>
+        <w:rPr>
+          <w:b/>
+        </w:rPr>
+        <w:t xml:space="preserve">Björksplintborre </w:t>
+      </w:r>
+      <w:r>
+        <w:t>är en skalbagge vars larvutveckling sker i bark på nyligen döda björkar, både stående träd och vindfällen. En prydlig rad med runda ventilationshål i barken ovanför modergången är synnerligen karaktäristiskt. Arten är knuten till lövrika blandskogar med en hög andel gamla träd, och starkt gynnad av naturliga störningar som torka, översvämningar, brand och stormfällningar. Talrika gnagspår kan tyda på biotoper med höga naturvärden, exempelvis för ovanliga hackspettar och andra, mer sällsynta vedinsekter. Larverna är omtyckt hackspettsföda (SLU Artdatabanken, 2025).</w:t>
+      </w:r>
+    </w:p>
+    <w:p>
+      <w:r>
+        <w:rPr>
+          <w:b/>
+        </w:rPr>
+        <w:t>Luddlav</w:t>
+      </w:r>
+      <w:r>
+        <w:t xml:space="preserve"> signalerar lång skoglig kontinuitet med ett stabilt lokal- och mikroklimat med hög och jämn fuktighet. Luddlav är typisk art för </w:t>
+      </w:r>
+      <w:r>
+        <w:rPr>
+          <w:i/>
+        </w:rPr>
+        <w:t>9010 Taiga,</w:t>
+      </w:r>
+      <w:r>
+        <w:t xml:space="preserve"> </w:t>
+      </w:r>
+      <w:r>
+        <w:rPr>
+          <w:i/>
+        </w:rPr>
+        <w:t xml:space="preserve">9020 Nordlig ädellövskog, 9070 Trädklädd betesmark, 9110 Näringsfattig bokskog, 9180 Ädellövskog i branter </w:t>
+      </w:r>
+      <w:r>
+        <w:t>och</w:t>
+      </w:r>
+      <w:r>
+        <w:rPr>
+          <w:i/>
+        </w:rPr>
+        <w:t xml:space="preserve"> 9190 Näringsfattig ekskog </w:t>
+      </w:r>
+      <w:r>
+        <w:t>(Nitare &amp; Skogsstyrelsen, 2019; SLU Artdatabanken, 2025).</w:t>
+      </w:r>
+    </w:p>
+    <w:p>
+      <w:r>
+        <w:rPr>
+          <w:b/>
+        </w:rPr>
+        <w:t xml:space="preserve">Norrlandslav </w:t>
+      </w:r>
+      <w:r>
+        <w:t xml:space="preserve">indikerar söder om den naturliga norrlandsgränsen barrskogsbeklädda bergbranter eller andra ostörda skogsmiljöer med höga naturvärden. Norrlandslav är typisk art för </w:t>
+      </w:r>
+      <w:r>
+        <w:rPr>
+          <w:i/>
+        </w:rPr>
+        <w:t xml:space="preserve">9010 Taiga, 8110 Silikatrasmarker </w:t>
+      </w:r>
+      <w:r>
+        <w:t>och</w:t>
+      </w:r>
+      <w:r>
+        <w:rPr>
+          <w:i/>
+        </w:rPr>
+        <w:t xml:space="preserve"> 8120 Kalkrasmarker </w:t>
+      </w:r>
+      <w:r>
+        <w:t>(Nitare &amp; Skogsstyrelsen, 2000; SLU Artdatabanken, 2025).</w:t>
+      </w:r>
+    </w:p>
+    <w:p>
+      <w:r>
+        <w:rPr>
+          <w:b/>
+        </w:rPr>
+        <w:t>Nästlav</w:t>
+      </w:r>
+      <w:r>
+        <w:t xml:space="preserve"> indikerar söder om den naturliga norrlandsgränsen äldre barrskogsområden med höga naturvärden där andra ovanliga nordliga barrskogsarter kan påträffas. Nästlav är typisk art för </w:t>
+      </w:r>
+      <w:r>
+        <w:rPr>
+          <w:i/>
+        </w:rPr>
+        <w:t xml:space="preserve">9010 Taiga </w:t>
+      </w:r>
+      <w:r>
+        <w:t>(Nitare &amp; Skogsstyrelsen, 2019; SLU Artdatabanken, 2025).</w:t>
+      </w:r>
+    </w:p>
+    <w:p>
+      <w:r>
+        <w:rPr>
+          <w:b/>
+        </w:rPr>
+        <w:t xml:space="preserve">Skinnlav </w:t>
+      </w:r>
+      <w:r>
+        <w:t xml:space="preserve">förekommer på diverse lövträd, främst på gammal asp och sälg. Den påträffas främst i områden med lång kontinuitet av grova lövträd och signalerar skogsmark med höga naturvärden. På lokalerna förekommer som regel ett flertal andra ovanliga eller rödlistade lavar. I likhet med gelélavarna, etablerar sig skinnlaven i skogsmark på grova aspar i sena lövsuccessioner. Skinnlav är typisk art för </w:t>
+      </w:r>
+      <w:r>
+        <w:rPr>
+          <w:i/>
+        </w:rPr>
+        <w:t xml:space="preserve">9010 Taiga, 9020 Nordlig ädellövskog </w:t>
+      </w:r>
+      <w:r>
+        <w:t xml:space="preserve">och </w:t>
+      </w:r>
+      <w:r>
+        <w:rPr>
+          <w:i/>
+        </w:rPr>
+        <w:t xml:space="preserve">9070 Trädklädd betesmark </w:t>
+      </w:r>
+      <w:r>
+        <w:t>(Nitare &amp; Skogsstyrelsen, 2019; SLU Artdatabanken, 2025).</w:t>
+      </w:r>
+    </w:p>
+    <w:p>
+      <w:r>
+        <w:rPr>
+          <w:b/>
+        </w:rPr>
+        <w:t>Stuplav</w:t>
+      </w:r>
+      <w:r>
+        <w:t xml:space="preserve"> är en mycket bra signalart i hela sitt utbredningsområde och förekommer nästan enbart i skogsmiljöer med höga naturvärden. Den indikerar långvarig förekomst av gamla lövträd och miljöer med konstant hög luftfuktighet. I skogar med suboceaniskt klimat finns det en mycket sällsynt parasit, njurlavsknapp </w:t>
+      </w:r>
+      <w:r>
+        <w:rPr>
+          <w:i/>
+        </w:rPr>
+        <w:t>Pletocarpon nephromeum</w:t>
+      </w:r>
+      <w:r>
+        <w:t xml:space="preserve"> (EN), som växer på stuplav. Ytterligare tre sällsynta lavparasiter, </w:t>
+      </w:r>
+      <w:r>
+        <w:rPr>
+          <w:i/>
+        </w:rPr>
+        <w:t>Protounguicularia nephromatis</w:t>
+      </w:r>
+      <w:r>
+        <w:t xml:space="preserve"> (VU), </w:t>
+      </w:r>
+      <w:r>
+        <w:rPr>
+          <w:i/>
+        </w:rPr>
+        <w:t>Refractohilum galligenum</w:t>
+      </w:r>
+      <w:r>
+        <w:t xml:space="preserve"> (NT) och </w:t>
+      </w:r>
+      <w:r>
+        <w:rPr>
+          <w:i/>
+        </w:rPr>
+        <w:t>Roselliniella nephromatis</w:t>
+      </w:r>
+      <w:r>
+        <w:t xml:space="preserve"> (DD), kan också påträffas på stuplav. Stuplav är typisk art för </w:t>
+      </w:r>
+      <w:r>
+        <w:rPr>
+          <w:i/>
+        </w:rPr>
+        <w:t>9010 Taiga</w:t>
+      </w:r>
+      <w:r>
+        <w:t xml:space="preserve"> (SLU Artdatabanken, 2026; Nitare &amp; Skogsstyrelsen, 2019).</w:t>
+      </w:r>
+    </w:p>
+    <w:p>
+      <w:r>
+        <w:rPr>
+          <w:b/>
+        </w:rPr>
+        <w:t xml:space="preserve">Trådticka </w:t>
+      </w:r>
+      <w:r>
+        <w:t xml:space="preserve">är knuten till grova granar i rikare ofta fuktiga miljöer. Den återfinns på både levande och döda träd samt stubbar och nyligen fallna träd. Karaktärsart för äldre fuktiga granskogsbiotoper, och i stor mängd är den en bra signalart för miljöer med andra rödlistade arter. Trådticka är typisk art för </w:t>
+      </w:r>
+      <w:r>
+        <w:rPr>
+          <w:i/>
+        </w:rPr>
+        <w:t xml:space="preserve">9010 Taiga </w:t>
+      </w:r>
+      <w:r>
+        <w:t xml:space="preserve">och </w:t>
+      </w:r>
+      <w:r>
+        <w:rPr>
+          <w:i/>
+        </w:rPr>
+        <w:t xml:space="preserve">9050 Näringsrik granskog </w:t>
+      </w:r>
+      <w:r>
+        <w:t>(SLU Artdatabanken, 2025).</w:t>
+      </w:r>
+    </w:p>
+    <w:p>
+      <w:r>
+        <w:rPr>
+          <w:b/>
+        </w:rPr>
+        <w:t xml:space="preserve">Vedticka </w:t>
+      </w:r>
+      <w:r>
+        <w:t xml:space="preserve">är en bra signalart söder om den naturliga norrlandsgränsen. Den är huvudsakligen knuten till äldre barrskogar där det föreligger långvarig kontinuitet av död barrved. Vedticka är typisk art för </w:t>
+      </w:r>
+      <w:r>
+        <w:rPr>
+          <w:i/>
+        </w:rPr>
+        <w:t xml:space="preserve">9010 Taiga </w:t>
+      </w:r>
+      <w:r>
+        <w:t>(Nitare &amp; Skogsstyrelsen, 2019; SLU Artdatabanken, 2025).</w:t>
+      </w:r>
+    </w:p>
+    <w:p>
+      <w:r>
+        <w:rPr>
+          <w:b/>
+        </w:rPr>
+        <w:t>Tjäder (§4)</w:t>
+      </w:r>
+      <w:r>
+        <w:t xml:space="preserve"> omfattas av bilaga 1 och 2 EU:s fågeldirektiv och är typisk art för </w:t>
+      </w:r>
+      <w:r>
+        <w:rPr>
+          <w:i/>
+        </w:rPr>
+        <w:t xml:space="preserve">9010 Taiga </w:t>
+      </w:r>
+      <w:r>
+        <w:t xml:space="preserve">och </w:t>
+      </w:r>
+      <w:r>
+        <w:rPr>
+          <w:i/>
+        </w:rPr>
+        <w:t>9740 Skogsbevuxen myr</w:t>
+      </w:r>
+      <w:r>
+        <w:t>. Tjädern är en utpräglad skogsfågel knuten till större sammanhängande barrskogsområden. Tupparna och hönorna utnyttjar till viss del olika miljöer, och habitatvalet varierar dessutom mellan olika delar av året. För att det ska finnas livskraftiga tjäderbestånd krävs funktionella skogslandskap med en blandning av uppvuxen, gles och luckig skog, täta sumpskogar, myrar och andra små våtmarker. Arten försvinner när skogen fragmenteras och den sammanlagda arealen hyggen och andra öppna områden blir för stor. Ett småskaligt och försiktigt virkesuttag genom hyggesfria metoder kan i vissa fall vara möjligt i området inom 200 m från lekcentrum. Längre ut från lekcentrum, inom 200–500 m bör den avverkade ytan inte överskrida 1 hektar för att undvika alltför stora och snabba förändringar (Skogsstyrelsen, 2019; SLU Artdatabanken, 2024).</w:t>
+      </w:r>
+    </w:p>
+    <w:p>
+      <w:pPr>
+        <w:pStyle w:val="Heading1"/>
+      </w:pPr>
+      <w:r>
+        <w:t>EU:s fågeldirektiv</w:t>
+      </w:r>
+    </w:p>
+    <w:p>
+      <w:r>
+        <w:t xml:space="preserve">Europeiska unionens medlemsländer är skyldiga att agera i enlighet med EU:s fågeldirektiv där det uttryckligen står att direktivet gäller för fåglar samt för deras ägg, bon och </w:t>
       </w:r>
       <w:r>
         <w:rPr>
@@ -416,30 +895,75 @@
       </w:r>
     </w:p>
     <w:p>
+      <w:pPr>
+        <w:pStyle w:val="Heading1"/>
+      </w:pPr>
+      <w:r>
+        <w:t>Typiska arter och EU:s art- och habitatdirektiv</w:t>
+      </w:r>
+    </w:p>
+    <w:p>
+      <w:r>
+        <w:t>Typiska arter används för att lokalisera områden med gynnsam bevarandestatus för de naturtyper som är listade i EU:s art- och habitatdirektiv. Ett exempel är Västlig taiga (EU-kod 9010) som saknar gynnsam bevarandestatus och minskar starkt som naturtyp i Sverige. Naturvårdsverket skriver i sin vägledning för Västlig taiga att dylika miljöer förutsätter normalt att skogarna skyddas långsiktigt, eftersom skogsbruk inte är förenligt med bevarande av naturtypen i gynnsamt tillstånd (Naturvårdsverket, 2011).</w:t>
+      </w:r>
+    </w:p>
+    <w:p>
+      <w:r>
+        <w:t>Följande typiska arter har sina livsmiljöer och växtplatser i den avverkningsanmälda skogen: aspgelélav (VU, T), fläckporing (VU, T), garnlav (VU, T), doftskinn (NT, T), dropptaggsvamp (NT, T), dvärgbägarlav (NT, T), gammelgransskål (NT, T), kolflarnlav (NT, T), lunglav (NT, T), stiftgelélav (NT, T), stjärntagging (NT, T), tretåig hackspett (NT, T, §4), ullticka (NT, T), vedskivlav (NT, T), violettgrå tagellav (NT, T), luddlav (S, T), norrlandslav (S, T), nästlav (S, T), skinnlav (S, T), stuplav (S, T), trådticka (S, T), vedticka (S, T) och tjäder (T, §4).</w:t>
+      </w:r>
+    </w:p>
+    <w:p>
+      <w:r>
+        <w:t>Enligt Sveriges Artikel 17 rapportering 2013 och 2019 till EU, har naturtypen Västlig taiga (9010) dålig bevarandestatus med negativ trend inom Sveriges boreala region. Skogsbruksåtgärder som avverkning, röjning och gallring pekas ut som några av de främst bidragande orsakerna till naturtypens dåliga status och negativa trend (SLU Artdatabanken, 2019). I EU:s uppföljning av tillståndet för naturtyperna i Skandinavien 2013 – 2018 framgår det att i den boreala regionen är tillståndet så dåligt för Västlig taiga (9010) att habitatet löper allvarlig risk att försvinna regionalt (EEA, 2022). Det allvarliga läget för den biologiska mångfalden i skogen framhålls även i Skogsstyren rapport 2026/07:</w:t>
+      </w:r>
+    </w:p>
+    <w:p>
+      <w:r>
+        <w:rPr>
+          <w:i/>
+        </w:rPr>
+        <w:t>"All avverkning av kända skogliga värdekärnor och sannolika kontinuitetsskogar behöver upphöra för att fylla bristen om 1,56 miljoner hektar bevarad livsmiljötyp. På grund av begränsade kvarvarande arealer av värdekärnor, naturskogar och kontinuitetsskogar leder fortsatt förlust av dessa till en påtaglig risk för långsiktigt negativa effekter för biologisk mångfald i skogslandskapet. Att de återstående arealerna bevaras och ges ett långsiktigt skydd bedöms därför vara av avgörande betydelse."</w:t>
+      </w:r>
+      <w:r>
+        <w:t xml:space="preserve"> (Skogsstyrelsen, 2026).</w:t>
+      </w:r>
+    </w:p>
+    <w:p>
+      <w:r>
+        <w:t>Trots detta har statusen för Västlig taiga ändrats till otillräcklig i stället för dålig i den senaste Artikel 17 rapporteringen 2025. Av Naturvårdsverkets rapport framgår det dock att de ändrade statusbedömningarna jämfört med rapporteringen 2019 inte beror på faktiska miljöförändringar. Ändringarna är av teknisk karaktär och främst en följd av resultaten från genomförda regeringsuppdrag och beslut inför rapporteringen 2025. Det är alltså politisk styrning i stället för faktiska förhållanden i naturen som ändrat på naturtypernas status i rapporteringen, vilket rimmar dåligt med såväl art- och habitatdirektivets syften och mål som med naturrestaureringsförordningen. I praktiken har dock Sveriges nya sätt att rapportera bevarandestatus till EU inte någon betydelse eftersom Naturvårdsverkets rapportering 2025 visar att Västlig taiga</w:t>
+      </w:r>
       <w:r>
         <w:rPr>
           <w:b/>
         </w:rPr>
-        <w:t>Talltita (NT, §4)</w:t>
-      </w:r>
-      <w:r>
-        <w:t>, rödlistad som nära hotad och prioriterad art i Skogsvårdslagen har häckningsrevir i anmälan. Arten har minskat kraftigt de senaste 30 åren och minskningstakten innevarande 10-årsperiod beräknas till 20 (10–30) %. Talltitan är synnerligen trogen sitt cirka 15 hektar stora revir och är beroende av flerskiktade olikåldriga skogar för att kunna föda upp sina ungar. Talltitan försvinner om dess livsmiljö kalavverkas (Eggers &amp; Low (2014); Ekman (1979); Griesser et al (2007); Klein (2020); Siffczyk et al (2003); SLU Artdatabanken (2021).</w:t>
+        <w:t xml:space="preserve"> </w:t>
+      </w:r>
+      <w:r>
+        <w:t>inte har gynnsam bevarandestatus.</w:t>
       </w:r>
     </w:p>
     <w:p>
+      <w:r>
+        <w:t>Åtgärder som vidtas i enlighet med art- och habitatdirektivet ska enligt Artikel 2 syfta till att bibehålla eller återställa en gynnsam bevarandestatus hos livsmiljöer samt arter och vilda djur och växter av gemenskapsintresse. Enligt prejudikat från EU-domstolen ska en skogsbruksverksamhet utföras på ett sådant sätt som utgör ett förebyggande och hållbart skogsbruk för att betraktas som förenlig med bevarandekraven i direktivet (se EU-domstolens dom i de förenade målen C 473-19 och C 474-19).</w:t>
+      </w:r>
+    </w:p>
+    <w:p>
+      <w:r>
+        <w:t xml:space="preserve">Av artikel 1.e samma direktiv framgår att en livsmiljös bevarandestatus anses " gynnsam" när — dess naturliga utbredningsområde och de ytor den täcker inom detta område är stabila eller ökande, och — den särskilda struktur och de särskilda funktioner som är nödvändiga för att den skall kunna bibehållas på lång sikt finns, och sannolikt kommer att finnas under en överskådlig framtid, och — bevarandestatusen hos dess </w:t>
+      </w:r>
       <w:r>
         <w:rPr>
           <w:b/>
         </w:rPr>
-        <w:t>Tretåig hackspett (NT, §4)</w:t>
-      </w:r>
-      <w:r>
-        <w:t xml:space="preserve"> är rödlistad som nära hotad och ingår i bilaga 1 i EU:s fågeldirektiv. Tretåig hackspett är för sin överlevnad beroende av kontinuerlig tillförsel av äldre döende och död ved, som sker genom naturliga självgallringsprocesser i äldre grannaturskogar och barrblandade naturskogar. Om en skog genom skogsbruk gallras eller glesas ur så upphör och uteblir i stort sett den naturliga självgallringsprocessen för mycket lång tid framöver vilket omöjliggör upprätthållandet av den kontinuerliga ekologiska funktionen i ett område. Det finns studier som visar att naturskogens självgallringsprocess som den tretåiga hackspetten är beroende av, inte kan ersättas med efterlämnad hänsyn i skogsbruket (Imbeau &amp; Desrochers, 2002). Storleken på häckningsreviret varierar med skogstypen, förekomsten av död ved och graden av fragmentering, men är i allmänhet i storleksordningen 25–100 hektar. Vintertid krävs ofta betydligt större områden och det finns studier som antyder att arten behöver minst 100 hektar äldre skog. I områden med låg bonitet kan det behövas över 200 hektar lämpligt habitat för att ett par ska kunna reproducera sig. Områden med dokumenterad permanent förekomst i naturskogsmiljöer har vanligen så stora naturvärden att skogsbruk är olämpligt (Skogsstyrelsen, 2016).</w:t>
+        <w:t>typiska arter</w:t>
+      </w:r>
+      <w:r>
+        <w:t xml:space="preserve"> är gynnsam enligt definitionen i artikel 1.i.</w:t>
       </w:r>
     </w:p>
     <w:p>
       <w:r>
-        <w:t>I BILAGA 1 finns mer detaljerad information om ekologi samt krav på livsmiljö hos fridlysta arter.</w:t>
+        <w:t>EU-direktiv är bindande för EU:s medlemsländer varvid det ankommer på Skogsstyrelsen som nationell tillsynsmyndighet att beakta syftet med EU:s art- och habitatdirektiv vid prövningen av en skogsbruksverksamhet, se Rådets direktiv 92/43/EEG. Se ytterligare information om EU:s livsmiljödirektiv i bilaga 2.</w:t>
       </w:r>
     </w:p>
     <w:p>
@@ -467,57 +991,57 @@
     </w:p>
     <w:p>
       <w:r>
-        <w:t>Lunglav (NT) är en av vårt lands främsta signalarter som överallt indikerar gamla lövträd, skogsbestånd med höga naturvärden och ekosystem med lång skoglig kontinuitet. Lokalt kan förekomsten vara mycket riklig men den hittas nästan enbart i gamla och ej slutavverkade skogar. Artens samtliga förekomster bör uppmärksammas från naturvårdssynpunkt, då många lokaler även hyser andra ovanliga och rödlistade arter. Rikliga förekomster bör skyddas med biotopskydd, frivilliga avsättningar eller reservat (SLU Artdatabanken, 2024; Nitare &amp; Skogsstyrelsen, 2019).</w:t>
-      </w:r>
-    </w:p>
-    <w:p>
-      <w:r>
-        <w:t xml:space="preserve">På lunglav kan man sällsynt finna små svarta skivlika bildningar som liknar apothecier men som är en parasitisk svamp, Lunglavsknapp </w:t>
+        <w:t xml:space="preserve">Lunglav (NT) är en av vårt lands främsta signalarter som överallt indikerar gamla lövträd, skogsbestånd med höga naturvärden och ekosystem med lång skoglig kontinuitet. Lokalt kan förekomsten vara mycket riklig men den hittas nästan enbart i gamla och ej slutavverkade skogar. Artens samtliga förekomster bör uppmärksammas från naturvårdssynpunkt, då många lokaler även hyser andra ovanliga och rödlistade arter, däribland de sällsynta lavparasiterna lunglavshårprick (CR), </w:t>
       </w:r>
       <w:r>
         <w:rPr>
           <w:i/>
         </w:rPr>
-        <w:t>Plectocarpon lichenum</w:t>
-      </w:r>
-      <w:r>
-        <w:t xml:space="preserve"> (VU). Det finns ytterligare ett antal parasiter vilka bara förekommer på lunglav: Skrovelmössing </w:t>
+        <w:t>Abrothallus diederichii</w:t>
+      </w:r>
+      <w:r>
+        <w:t xml:space="preserve"> (VU), </w:t>
       </w:r>
       <w:r>
         <w:rPr>
           <w:i/>
         </w:rPr>
-        <w:t>Dactylospora lobariella</w:t>
-      </w:r>
-      <w:r>
-        <w:t xml:space="preserve"> (rödlistad som Kunskapsbrist DD) och Lunglavshårprick </w:t>
+        <w:t>Abrothallus lobariae</w:t>
+      </w:r>
+      <w:r>
+        <w:t xml:space="preserve"> (VU), </w:t>
       </w:r>
       <w:r>
         <w:rPr>
           <w:i/>
         </w:rPr>
-        <w:t>Niesslia lobariae</w:t>
-      </w:r>
-      <w:r>
-        <w:t xml:space="preserve"> (rödlistad som Kunskapsbrist DD). Skrovelmössing (DD) har små svarta apothecier och bruna, 1-septerade sporer och Lunglavshårprick (DD) har brunhåriga perithecier och färglösa, 1-septerade sporer. Nyligen har ytterligare två lavparasiter påträffats i Sverige som växer på lunglav: </w:t>
+        <w:t>Calycina lobariae</w:t>
+      </w:r>
+      <w:r>
+        <w:t xml:space="preserve"> (VU), lunglavsknapp (VU) och skrovelmössing (VU), som växer på lunglav. Rikliga förekomster med lunglav bör skyddas med biotopskydd, frivilliga avsättningar eller reservat (SLU Artdatabanken, 2026; Nitare &amp; Skogsstyrelsen, 2019).</w:t>
+      </w:r>
+    </w:p>
+    <w:p>
+      <w:r>
+        <w:t xml:space="preserve">Lunglav är typisk art för </w:t>
       </w:r>
       <w:r>
         <w:rPr>
           <w:i/>
         </w:rPr>
-        <w:t>Calycina alstrupii</w:t>
-      </w:r>
-      <w:r>
-        <w:t xml:space="preserve"> (NA) och </w:t>
+        <w:t>9010 Taiga, 9020 Nordlig ädellövskog, 9110 Näringsfattig bokskog, 9130 Näringsrik bokskog, 9160 Näringsrik ekskog, 9180 Ädellövskog i branter, 9190 Näringsfattig ekskog, 9070 Trädklädd betesmark, 9040 Fjällbjörkskog</w:t>
+      </w:r>
+      <w:r>
+        <w:t xml:space="preserve"> och</w:t>
       </w:r>
       <w:r>
         <w:rPr>
           <w:i/>
         </w:rPr>
-        <w:t>Chalara lobariae</w:t>
-      </w:r>
-      <w:r>
-        <w:t xml:space="preserve"> (NA) (SLU Artdatabanken, 2025; SLU Artdatabanken, 2024; Nitare &amp; Skogsstyrelsen, 2019).</w:t>
+        <w:t xml:space="preserve"> 6530 Lövängar</w:t>
+      </w:r>
+      <w:r>
+        <w:t xml:space="preserve"> (SLU Artdatabanken, 2026).</w:t>
       </w:r>
     </w:p>
     <w:p>
@@ -544,7 +1068,7 @@
     </w:p>
     <w:p>
       <w:r>
-        <w:t xml:space="preserve">SLU Artdatabanken, 2024. </w:t>
+        <w:t xml:space="preserve">SLU Artdatabanken, 2026. </w:t>
       </w:r>
       <w:r>
         <w:rPr>
@@ -554,20 +1078,6 @@
       </w:r>
       <w:r>
         <w:t>SLU Artdatabanken, Uppsala.</w:t>
-      </w:r>
-    </w:p>
-    <w:p>
-      <w:r>
-        <w:t xml:space="preserve">SLU Artdatabanken, 2025. </w:t>
-      </w:r>
-      <w:r>
-        <w:rPr>
-          <w:i/>
-        </w:rPr>
-        <w:t xml:space="preserve">Över 20 nya lavparasiter för Sverige. </w:t>
-      </w:r>
-      <w:r>
-        <w:t>https://www.slu.se/artdatabanken/arter-och-natur/artiklar/over-20-nya-lavparasiter-for-sverige/</w:t>
       </w:r>
     </w:p>
     <w:p>
@@ -695,17 +1205,69 @@
         <w:pStyle w:val="Heading1"/>
       </w:pPr>
       <w:r>
-        <w:t>Tjäder – ekologi samt krav på livsmiljön</w:t>
+        <w:t>Tretåig hackspett – ekologi samt krav på livsmiljön</w:t>
       </w:r>
     </w:p>
     <w:p>
       <w:r>
-        <w:t>Tjäder (§4) är en utpräglad skogsfågel knuten till större sammanhängande barrskogsområden. Tupparna och hönorna utnyttjar till viss del olika miljöer, och habitatvalet varierar dessutom mellan olika delar av året. För att det ska finnas livskraftiga tjäderbestånd krävs funktionella skogslandskap med en blandning av uppvuxen, gles och luckig skog, täta sumpskogar, myrar och andra små våtmarker (Skogsstyrelsen, 2019).</w:t>
+        <w:t xml:space="preserve">Tretåig hackspett (NT) är fridlyst enligt §4 Artskyddsförordningen och finns med som prioriterad art i Skogsstyrelsen vägledning för skogsbruket (bilaga 4 till SVL). I vägledningen står bland annat att: </w:t>
+      </w:r>
+      <w:r>
+        <w:rPr>
+          <w:i/>
+        </w:rPr>
+        <w:t xml:space="preserve">“Tretåig hackspett har stora arealkrav och höga krav på sin livsmiljö. Omdaningen av naturskogar till kulturskogar medför en förlust av viktiga miljöer, något som förstärks av ökad fragmentering till följd av avverkningar.” </w:t>
+      </w:r>
+      <w:r>
+        <w:t xml:space="preserve">Vidare att: </w:t>
+      </w:r>
+      <w:r>
+        <w:rPr>
+          <w:i/>
+        </w:rPr>
+        <w:t>“Områden med dokumenterad permanent förekomst i naturskogsmiljöer har vanligen så stora naturvärden att skogsbruk är olämpligt”</w:t>
+      </w:r>
+      <w:r>
+        <w:t xml:space="preserve"> (SLU Artdatabanken, 2024; Skogsstyrelsen, 2016)</w:t>
+      </w:r>
+      <w:r>
+        <w:rPr>
+          <w:i/>
+        </w:rPr>
+        <w:t>.</w:t>
       </w:r>
     </w:p>
     <w:p>
       <w:r>
-        <w:t>Arten försvinner när skogen fragmenteras och den sammanlagda arealen hyggen och andra öppna områden blir för stor. Ett småskaligt och försiktigt virkesuttag genom hyggesfria metoder kan i vissa fall vara möjligt i området inom 200 m från lekcentrum. Längre ut från lekcentrum, inom 200–500 m bör den avverkade ytan inte överskrida 1 hektar för att undvika alltför stora och snabba förändringar (Skogsstyrelsen, 2019).</w:t>
+        <w:t>Tretåig hackspett är beroende av större sammanhängande naturskogar med kontinuerlig tillgång och nybildning av död ved och fragmentering av livsmiljöerna utgör ett stort hot mot arten (se exempelvis Stachura-Skierczynska et al., 2009; Wesolowski et al., 2005; Butler et al., 2004; Pakkala et al., 2002; Amcoff et al., 1996; Virkkala, 1991). Det finns studier som visar att naturskogens självgallringsprocess som den tretåiga hackspetten är beroende av, inte kan ersättas med efterlämnad hänsyn i skogsbruket (Imbeau &amp; Desrochers, 2002).</w:t>
+      </w:r>
+    </w:p>
+    <w:p>
+      <w:r>
+        <w:t>Permanenta revir av tretåig hackspett karaktäriseras ofta av artens typiska ringformigt ordnade hackmärken på framför allt gamla granar. För att säkerställa att inte revir av tretåig hackspett drabbas av avverkningsplanerna bör en inventering göras i området både under häckningstid och under vintern, då arten utnyttjar betydligt större områden än under sommarens häckningsrevir. Storleken på häckningsreviret varierar med skogstypen, förekomsten av död ved och graden av fragmentering, men är i allmänhet i storleksordningen 25–100 hektar (SLU Artdatabanken, 2024; Skogsstyrelsen, 2016).</w:t>
+      </w:r>
+    </w:p>
+    <w:p>
+      <w:r>
+        <w:t xml:space="preserve">Förutom fridlysning enligt §4 Artskyddsförordningen är tretåig hackspett även förtecknad i EU:s fågeldirektiv bilaga 1. Den är typisk art för </w:t>
+      </w:r>
+      <w:r>
+        <w:rPr>
+          <w:i/>
+        </w:rPr>
+        <w:t xml:space="preserve">9010 Taiga, 9740 Skogsbevuxen myr, 9030 Landhöjningsskog </w:t>
+      </w:r>
+      <w:r>
+        <w:t xml:space="preserve">och </w:t>
+      </w:r>
+      <w:r>
+        <w:rPr>
+          <w:i/>
+        </w:rPr>
+        <w:t>9040 Fjällbjörkskog</w:t>
+      </w:r>
+      <w:r>
+        <w:t xml:space="preserve"> samt ingår i Natura 2000 och är förtecknad i Bernkonventionen bilaga II (strikt skyddade djurarter) (SLU Artdatabanken, 2024; Skogsstyrelsen, 2016).</w:t>
       </w:r>
     </w:p>
     <w:p>
@@ -713,21 +1275,130 @@
         <w:pStyle w:val="Heading2"/>
       </w:pPr>
       <w:r>
-        <w:t>Referenser – tjäder</w:t>
+        <w:t>Referenser – tretåig hackspett</w:t>
       </w:r>
     </w:p>
     <w:p>
       <w:r>
-        <w:t xml:space="preserve">Skogsstyrelsen, 2019. </w:t>
+        <w:t xml:space="preserve">Amcoff, M. &amp; Eriksson, P. 1996. </w:t>
       </w:r>
       <w:r>
         <w:rPr>
           <w:i/>
         </w:rPr>
-        <w:t xml:space="preserve">Vägledning för hänsyn till fåglar – tjäder. </w:t>
-      </w:r>
-      <w:r>
-        <w:t>https://www.skogsstyrelsen.se/globalassets/lag-och-tillsyn/artskydd/vagledningar-for-hansyn-till-faglar/tjader-vagledning-hansyn2.pdf</w:t>
+        <w:t xml:space="preserve">Förekomst av tretåig hackspett Picoides tridactylus på bestånds- och landskapsnivå. </w:t>
+      </w:r>
+      <w:r>
+        <w:t>Ornis Svecica 6: 107–119.</w:t>
+      </w:r>
+    </w:p>
+    <w:p>
+      <w:r>
+        <w:t xml:space="preserve">Butler, R., Angelstam, P., Ekelund, P. &amp; Schlaeffer, R. 2004. </w:t>
+      </w:r>
+      <w:r>
+        <w:rPr>
+          <w:i/>
+        </w:rPr>
+        <w:t xml:space="preserve">Dead wood threshold values for the three-toed woodpecker presence in boreal and sub-Alpine forest. </w:t>
+      </w:r>
+      <w:r>
+        <w:t>Biological conservation 119(3): 305–318.</w:t>
+      </w:r>
+    </w:p>
+    <w:p>
+      <w:r>
+        <w:t xml:space="preserve">Imbeau, L. &amp; Desrochers, A. 2002. </w:t>
+      </w:r>
+      <w:r>
+        <w:rPr>
+          <w:i/>
+        </w:rPr>
+        <w:t xml:space="preserve">Foraging Ecology and Use of Drumming Trees by Three-Toed Woodpeckers. </w:t>
+      </w:r>
+      <w:r>
+        <w:t>The Journal of Wildlife Management. Vol. 66, No. 1 (Jan., 2002), pp. 222–231.</w:t>
+      </w:r>
+    </w:p>
+    <w:p>
+      <w:r>
+        <w:t xml:space="preserve">Pakkala, T., Hanski, I. &amp; Tomppo, E. 2002. </w:t>
+      </w:r>
+      <w:r>
+        <w:rPr>
+          <w:i/>
+        </w:rPr>
+        <w:t xml:space="preserve">Spatial ecology of the three-toed woodpecker in managed forest landscapes. </w:t>
+      </w:r>
+      <w:r>
+        <w:t>Silva Fennica 36(1): 279–288.</w:t>
+      </w:r>
+    </w:p>
+    <w:p>
+      <w:r>
+        <w:t xml:space="preserve">Skogsstyrelsen, 2016. </w:t>
+      </w:r>
+      <w:r>
+        <w:rPr>
+          <w:i/>
+        </w:rPr>
+        <w:t>Vägledning för hänsyn till fåglar – Tretåig hackspett.</w:t>
+      </w:r>
+    </w:p>
+    <w:p>
+      <w:r>
+        <w:t xml:space="preserve">SLU Artdatabanken, 2024. </w:t>
+      </w:r>
+      <w:r>
+        <w:rPr>
+          <w:i/>
+        </w:rPr>
+        <w:t xml:space="preserve">Artfaktablad. Naturvård – artfakta. </w:t>
+      </w:r>
+      <w:r>
+        <w:t>SLU Artdatabanken, Uppsala.</w:t>
+      </w:r>
+    </w:p>
+    <w:p>
+      <w:r>
+        <w:t xml:space="preserve">Stachura-Skierczynska, K., Tumiel, T. &amp; Skierczynski, M. 2009. </w:t>
+      </w:r>
+      <w:r>
+        <w:rPr>
+          <w:i/>
+        </w:rPr>
+        <w:t xml:space="preserve">Habitat prediction model for three-toed woodpecker and its implications for the conservation of biologically valuable forests. </w:t>
+      </w:r>
+      <w:r>
+        <w:t>Forest Ecology and Management 258(5): 697–703.</w:t>
+      </w:r>
+    </w:p>
+    <w:p>
+      <w:r>
+        <w:t xml:space="preserve">Virkkala, R. 1991. </w:t>
+      </w:r>
+      <w:r>
+        <w:rPr>
+          <w:i/>
+        </w:rPr>
+        <w:t xml:space="preserve">Population trends of forest birds in a Finnish Lapland landscape of large habitat blocks – Consequences of stochastic environmental variation or regional habitat alteration. </w:t>
+      </w:r>
+      <w:r>
+        <w:t>Biological conservation 56(2): 223–240.</w:t>
+      </w:r>
+    </w:p>
+    <w:p>
+      <w:r>
+        <w:t xml:space="preserve">Wesolowski, T., Czeszczewik, D. &amp; Rowinski, P. 2005. </w:t>
+      </w:r>
+      <w:r>
+        <w:rPr>
+          <w:i/>
+        </w:rPr>
+        <w:t xml:space="preserve">Effects of forest management on Three-toed Woodpecker Picoides tridactylus distribution in the Bialowieza Forest (NE Poland): conservation implications. </w:t>
+      </w:r>
+      <w:r>
+        <w:t>Acta Ornithologica 40(1): 53–60.</w:t>
       </w:r>
     </w:p>
     <w:p>
@@ -735,42 +1406,35 @@
         <w:pStyle w:val="Heading1"/>
       </w:pPr>
       <w:r>
-        <w:t>Tretåig hackspett – ekologi samt krav på livsmiljön</w:t>
+        <w:t>Tjäder – ekologi samt krav på livsmiljön</w:t>
       </w:r>
     </w:p>
     <w:p>
       <w:r>
-        <w:t xml:space="preserve">Tretåig hackspett (NT) är fridlyst enligt §4 Artskyddsförordningen och finns med som prioriterad art i Skogsstyrelsen vägledning för skogsbruket (bilaga 4 till SVL). I vägledningen står bland annat att: </w:t>
+        <w:t xml:space="preserve">Tjäder (§4) omfattas av bilaga 1 och 2 EU:s fågeldirektiv och är typisk art för </w:t>
       </w:r>
       <w:r>
         <w:rPr>
           <w:i/>
         </w:rPr>
-        <w:t xml:space="preserve">“Tretåig hackspett har stora arealkrav och höga krav på sin livsmiljö. Omdaningen av naturskogar till kulturskogar medför en förlust av viktiga miljöer, något som förstärks av ökad fragmentering till följd av avverkningar.” </w:t>
-      </w:r>
-      <w:r>
-        <w:t xml:space="preserve">Vidare att: </w:t>
+        <w:t xml:space="preserve">9010 Taiga </w:t>
+      </w:r>
+      <w:r>
+        <w:t xml:space="preserve">och </w:t>
       </w:r>
       <w:r>
         <w:rPr>
           <w:i/>
         </w:rPr>
-        <w:t>“Områden med dokumenterad permanent förekomst i naturskogsmiljöer har vanligen så stora naturvärden att skogsbruk är olämpligt”.</w:t>
+        <w:t>9740 Skogsbevuxen myr</w:t>
+      </w:r>
+      <w:r>
+        <w:t>. Tjädern är en utpräglad skogsfågel knuten till större sammanhängande barrskogsområden. Tupparna och hönorna utnyttjar till viss del olika miljöer, och habitatvalet varierar dessutom mellan olika delar av året. För att det ska finnas livskraftiga tjäderbestånd krävs funktionella skogslandskap med en blandning av uppvuxen, gles och luckig skog, täta sumpskogar, myrar och andra små våtmarker (Skogsstyrelsen, 2019; SLU Artdatabanken 2024).</w:t>
       </w:r>
     </w:p>
     <w:p>
       <w:r>
-        <w:t>Tretåig hackspett är beroende av större sammanhängande naturskogar med kontinuerlig tillgång och nybildning av död ved och fragmentering av livsmiljöerna utgör ett stort hot mot arten (se exempelvis Stachura-Skierczynska et al., 2009; Wesolowski et al., 2005; Butler et al., 2004; Pakkala et al., 2002; Amcoff et al., 1996; Virkkala, 1991). Det finns studier som visar att naturskogens självgallringsprocess som den tretåiga hackspetten är beroende av, inte kan ersättas med efterlämnad hänsyn i skogsbruket (Imbeau &amp; Desrochers, 2002).</w:t>
-      </w:r>
-    </w:p>
-    <w:p>
-      <w:r>
-        <w:t>Permanenta revir av tretåig hackspett karaktäriseras ofta av artens typiska ringformigt ordnade hackmärken på framför allt gamla granar. För att säkerställa att inte revir av tretåig hackspett drabbas av avverkningsplanerna bör en inventering göras i området både under häckningstid och under vintern, då arten utnyttjar betydligt större områden än under sommarens häckningsrevir. Storleken på häckningsreviret varierar med skogstypen, förekomsten av död ved och graden av fragmentering, men är i allmänhet i storleksordningen 25–100 hektar.</w:t>
-      </w:r>
-    </w:p>
-    <w:p>
-      <w:r>
-        <w:t>Förutom fridlysning enligt §4 Artskyddsförordningen är tretåig hackspett även förtecknad i EU:s fågeldirektiv bilaga 1. Den ingår också i Natura 2000 och är förtecknad i Bernkonventionen bilaga II (strikt skyddade djurarter).</w:t>
+        <w:t>Arten försvinner när skogen fragmenteras och den sammanlagda arealen hyggen och andra öppna områden blir för stor. Ett småskaligt och försiktigt virkesuttag genom hyggesfria metoder kan i vissa fall vara möjligt i området inom 200 m från lekcentrum. Längre ut från lekcentrum, inom 200–500 m bör den avverkade ytan inte överskrida 1 hektar för att undvika alltför stora och snabba förändringar (Skogsstyrelsen, 2019).</w:t>
       </w:r>
     </w:p>
     <w:p>
@@ -778,119 +1442,280 @@
         <w:pStyle w:val="Heading2"/>
       </w:pPr>
       <w:r>
-        <w:t>Referenser – tretåig hackspett</w:t>
+        <w:t>Referenser – tjäder</w:t>
       </w:r>
     </w:p>
     <w:p>
       <w:r>
-        <w:t xml:space="preserve">Amcoff, M. &amp; Eriksson, P. 1996. </w:t>
+        <w:t xml:space="preserve">Skogsstyrelsen, 2019. </w:t>
       </w:r>
       <w:r>
         <w:rPr>
           <w:i/>
         </w:rPr>
-        <w:t xml:space="preserve">Förekomst av tretåig hackspett Picoides tridactylus på bestånds- och landskapsnivå. </w:t>
-      </w:r>
-      <w:r>
-        <w:t>Ornis Svecica 6: 107–119</w:t>
+        <w:t>Vägledning för hänsyn till fåglar – tjäder.</w:t>
       </w:r>
     </w:p>
     <w:p>
       <w:r>
-        <w:t xml:space="preserve">Butler, R., Angelstam, P., Ekelund, P. &amp; Schlaeffer, R. 2004. </w:t>
+        <w:t xml:space="preserve">SLU Artdatabanken, 2024. </w:t>
       </w:r>
       <w:r>
         <w:rPr>
           <w:i/>
         </w:rPr>
-        <w:t xml:space="preserve">Dead wood threshold values for the three-toed woodpecker presence in boreal and sub-Alpine forest. </w:t>
-      </w:r>
-      <w:r>
-        <w:t>Biological conservation 119(3): 305–318</w:t>
+        <w:t xml:space="preserve">Artfaktablad. Naturvård – artfakta. </w:t>
+      </w:r>
+      <w:r>
+        <w:t>SLU Artdatabanken, Uppsala</w:t>
       </w:r>
     </w:p>
     <w:p>
       <w:r>
-        <w:t xml:space="preserve">Imbeau, L. &amp; Desrochers, A. 2002. </w:t>
-      </w:r>
+        <w:br w:type="page"/>
+      </w:r>
+    </w:p>
+    <w:p>
+      <w:pPr>
+        <w:pStyle w:val="Title"/>
+      </w:pPr>
+      <w:r>
+        <w:t>BILAGA 2 – EU:s art- och habitatdirektiv, fågeldirektiv och naturrestaureringsförordning</w:t>
+      </w:r>
+    </w:p>
+    <w:p>
+      <w:pPr>
+        <w:pStyle w:val="Heading2"/>
+      </w:pPr>
+      <w:r>
+        <w:t>Förenlighet med EU-direktiv</w:t>
+      </w:r>
+    </w:p>
+    <w:p>
+      <w:r>
+        <w:t>EU-direktiv är bindande för EU:s medlemsländer varvid det ankommer på Skogsstyrelsen som nationell tillsynsmyndighet att beakta syftet med EU:s art- och habitatdirektiv respektive fågeldirektiv vid prövningen av en skogsbruksverksamhet, se Rådets direktiv 92/43/EEG samt 2009/147/EG. Nationella regler som omfattas av ett EU-direktiv ska enligt fast rättspraxis tolkas i enlighet med direktivet, vilket medför en skyldighet för myndigheten att tolka bestämmelser i nationell rätt i ljuset av direktivets ordalydelse, sammanhang och de mål som eftersträvas med direktivet (se EU-domstolens dom i mål C 477/19).</w:t>
+      </w:r>
+    </w:p>
+    <w:p>
+      <w:r>
+        <w:t>EU:s medlemsstater åläggs i Artikel 3 i fågeldirektivet generella skyldigheter avseende skydd, bevarande och återställande av tillräckligt stora och varierande livsmiljöer för de fågelarter som omfattas av direktivet. Medlemsstaterna ska vidta de åtgärder som är nödvändiga för att bibehålla populationen av fågelarterna på en nivå som svarar särskilt mot ekologiska, vetenskapliga och kulturella behov, eller återupprätta populationen av dessa arter till en sådan nivå (se Europaparlamentets och rådets direktiv 2009/147/EG).</w:t>
+      </w:r>
+    </w:p>
+    <w:p>
+      <w:r>
+        <w:t>Åtgärder som vidtas i enlighet med art- och habitatdirektivet (92/43/EEG) ska enligt Artikel 2 syfta till att bibehålla eller återställa en gynnsam bevarandestatus hos livsmiljöer samt arter och vilda djur och växter av gemenskapsintresse. Enligt prejudikat från EU-domstolen ska en skogsbruksverksamhet utföras på ett sådant sätt som utgör ett förebyggande och hållbart skogsbruk för att betraktas som förenlig med bevarandekraven i direktivet (se EU-domstolens dom i de förenade målen C 473-19 och C 474-19).</w:t>
+      </w:r>
+    </w:p>
+    <w:p>
+      <w:r>
+        <w:t xml:space="preserve">Av artikel 1.e samma direktiv framgår att en livsmiljös bevarandestatus anses " gynnsam" när — dess naturliga utbredningsområde och de ytor den täcker inom detta område är stabila eller ökande, och — den särskilda struktur och de särskilda funktioner som är nödvändiga för att den skall kunna bibehållas på lång sikt finns, och sannolikt kommer att finnas under en överskådlig framtid, och — bevarandestatusen hos dess </w:t>
+      </w:r>
+      <w:r>
+        <w:rPr>
+          <w:b/>
+        </w:rPr>
+        <w:t>typiska arter</w:t>
+      </w:r>
+      <w:r>
+        <w:t xml:space="preserve"> är gynnsam enligt definitionen i artikel 1.i. Typiska arter används för att lokalisera områden med gynnsam bevarandestatus för de naturtyper som ingår i EU:s art- och habitatdirektiv.</w:t>
+      </w:r>
+    </w:p>
+    <w:p>
+      <w:r>
+        <w:t>Västlig taiga (EU-kod 9010) saknar gynnsam bevarandestatus och minskar starkt som naturtyp i Sverige. Naturvårdsverket skriver i sin vägledning för västlig taiga att dylika miljöer förutsätter normalt att skogarna skyddas långsiktigt, eftersom skogsbruk inte är förenligt med bevarande av naturtypen i gynnsamt tillstånd (Naturvårdsverket, 2011). Enligt Sveriges Artikel 17 rapportering 2013 och 2019 till EU, har naturtypen Västlig taiga (9010) dålig bevarandestatus med negativ trend inom Sveriges boreala region. Skogsbruksåtgärder som avverkning, röjning och gallring pekas ut som några av de främst bidragande orsakerna till naturtypens dåliga status och negativa trend (SLU Artdatabanken, 2019). I EU:s uppföljning av tillståndet för naturtyperna i Skandinavien 2013 – 2018 framgår det att i den boreala regionen är tillståndet så dåligt för Västlig taiga (9010) att habitatet löper allvarlig risk att försvinna regionalt (EEA, 2022). Det allvarliga läget för den biologiska mångfalden i skogen framhålls även i Skogsstyren rapport 2026/07:</w:t>
+      </w:r>
+    </w:p>
+    <w:p>
       <w:r>
         <w:rPr>
           <w:i/>
         </w:rPr>
-        <w:t xml:space="preserve">Foraging Ecology and Use of Drumming Trees by Three-Toed Woodpeckers. </w:t>
-      </w:r>
-      <w:r>
-        <w:t>The Journal of Wildlife Management. Vol. 66, No. 1 (Jan., 2002), pp. 222–231.</w:t>
+        <w:t>"All avverkning av kända skogliga värdekärnor och sannolika kontinuitetsskogar behöver upphöra för att fylla bristen om 1,56 miljoner hektar bevarad livsmiljötyp. På grund av begränsade kvarvarande arealer av värdekärnor, naturskogar och kontinuitetsskogar leder fortsatt förlust av dessa till en påtaglig risk för långsiktigt negativa effekter för biologisk mångfald i skogslandskapet. Att de återstående arealerna bevaras och ges ett långsiktigt skydd bedöms därför vara av avgörande betydelse."</w:t>
+      </w:r>
+      <w:r>
+        <w:t xml:space="preserve"> (Skogsstyrelsen, 2026).</w:t>
       </w:r>
     </w:p>
     <w:p>
-      <w:r>
-        <w:t xml:space="preserve">Pakkala, T., Hanski, I. &amp; Tomppo, E. 2002. </w:t>
+      <w:pPr>
+        <w:pStyle w:val="Caption"/>
+      </w:pPr>
+      <w:r>
+        <w:drawing>
+          <wp:inline xmlns:a="http://schemas.openxmlformats.org/drawingml/2006/main" xmlns:pic="http://schemas.openxmlformats.org/drawingml/2006/picture">
+            <wp:extent cx="5486400" cy="2905862"/>
+            <wp:docPr id="2" name="Picture 2"/>
+            <wp:cNvGraphicFramePr>
+              <a:graphicFrameLocks noChangeAspect="1"/>
+            </wp:cNvGraphicFramePr>
+            <a:graphic>
+              <a:graphicData uri="http://schemas.openxmlformats.org/drawingml/2006/picture">
+                <pic:pic>
+                  <pic:nvPicPr>
+                    <pic:cNvPr id="0" name="uppföljning av västlig taiga.jpeg"/>
+                    <pic:cNvPicPr/>
+                  </pic:nvPicPr>
+                  <pic:blipFill>
+                    <a:blip r:embed="rId17"/>
+                    <a:stretch>
+                      <a:fillRect/>
+                    </a:stretch>
+                  </pic:blipFill>
+                  <pic:spPr>
+                    <a:xfrm>
+                      <a:off x="0" y="0"/>
+                      <a:ext cx="5486400" cy="2905862"/>
+                    </a:xfrm>
+                    <a:prstGeom prst="rect"/>
+                  </pic:spPr>
+                </pic:pic>
+              </a:graphicData>
+            </a:graphic>
+          </wp:inline>
+        </w:drawing>
+      </w:r>
+    </w:p>
+    <w:p>
+      <w:pPr>
+        <w:pStyle w:val="Caption"/>
+      </w:pPr>
+      <w:r>
+        <w:t>EU:s uppföljning av tillståndet för naturtypen Västlig taiga 9010 i Skandinavien 2013 - 2018. Av kartan framgår det att i den boreala regionen är tillståndet så dåligt (röd färg) att habitatet löper allvarlig risk att försvinna regionalt. Källa: European Environment Agency. https:// eunis.eea.europoa.eu/habitats/10176.</w:t>
+      </w:r>
+    </w:p>
+    <w:p>
+      <w:r>
+        <w:t>Trots det allvarliga läget har statusen för Västlig taiga ändrats till otillräcklig i stället för dålig i den senaste Artikel 17 rapporteringen 2025. Av Naturvårdsverkets rapport framgår det dock att de ändrade statusbedömningarna jämfört med rapporteringen 2019 inte beror på faktiska miljöförändringar. Ändringarna är av teknisk karaktär och främst en följd av resultaten från genomförda regeringsuppdrag och beslut inför rapporteringen 2025. Det är alltså politisk styrning i stället för faktiska förhållanden i naturen som ändrat på naturtypernas status i rapporteringen, vilket rimmar dåligt med såväl art- och habitatdirektivets syften och mål som med naturrestaureringsförordningen. I praktiken har dock Sveriges nya sätt att rapportera bevarandestatus till EU inte någon betydelse eftersom Naturvårdsverkets rapportering 2025 visar att Västlig taiga inte har gynnsam bevarandestatus.</w:t>
+      </w:r>
+    </w:p>
+    <w:p>
+      <w:pPr>
+        <w:pStyle w:val="Heading2"/>
+      </w:pPr>
+      <w:r>
+        <w:t>EU:s naturrestaureringsförordning</w:t>
+      </w:r>
+    </w:p>
+    <w:p>
+      <w:r>
+        <w:t>Enligt EU:s naturrestaureringsförordning (EU 2024/1991) ska minst 20 % av landområden och minst 20 % av havsarealen vara restaurerad senast 2030, samt alla ekosystem som är i behov av restaurering senast 2050. Det framgår också av förordningen att det är viktigt att livsmiljötyperna inte försämras innan eller efter att restaureringar genomförts, se exempelvis punkt 37 förordningen.</w:t>
+      </w:r>
+    </w:p>
+    <w:p>
+      <w:r>
+        <w:t>”</w:t>
       </w:r>
       <w:r>
         <w:rPr>
           <w:i/>
         </w:rPr>
-        <w:t xml:space="preserve">Spatial ecology of the three-toed woodpecker in managed forest landscapes. </w:t>
-      </w:r>
-      <w:r>
-        <w:t>Silva Fennica 36(1): 279–288.</w:t>
+        <w:t>Det är viktigt att medlemsstaterna vidtar åtgärder som syftar till att säkerställa att tillståndet för områden som täcks av livsmiljötyper som omfattas av denna förordning och som omfattas av restaureringsåtgärder uppvisar en kontinuerlig förbättring till dess att de uppnår ett gott tillstånd, och att medlemsstaterna vidtar åtgärder som syftar till att säkerställa att dessa livsmiljötyper, när de har uppnått ett gott tillstånd, inte försämras avsevärt, så att det långsiktiga bibehållandet eller uppnåendet av gott tillstånd inte äventyras. (..) Det är också viktigt att medlemsstaterna anstränger sig för att förhindra avsevärd försämring av områden som täcks av sådana livsmiljötyper som antingen redan är i gott skick eller som inte är i gott skick men ännu inte omfattas av restaureringsåtgärder.”</w:t>
       </w:r>
     </w:p>
     <w:p>
       <w:r>
-        <w:t xml:space="preserve">Skogsstyrelsen, 2016. </w:t>
-      </w:r>
+        <w:rPr>
+          <w:b/>
+          <w:i/>
+        </w:rPr>
+        <w:t>Artikel 4(12):</w:t>
+      </w:r>
+    </w:p>
+    <w:p>
       <w:r>
         <w:rPr>
           <w:i/>
         </w:rPr>
-        <w:t xml:space="preserve">Vägledning för hänsyn till fåglar – Tretåig hackspett. </w:t>
-      </w:r>
-      <w:r>
-        <w:t>www.skogsstyrelsen.se</w:t>
+        <w:t>Utan att det påverkar tillämpningen av direktiv 92/43/EEG ska medlemsstaterna, senast den dag då deras nationella restaureringsplaner offentliggörs i enlighet med artikel 17.6 i denna förordning, eftersträva att genomföra de åtgärder som krävs för att förhindra avsevärd försämring av områden där de livsmiljötyper som förtecknas i bilaga I till denna förordning förekommer och som är i gott tillstånd eller som krävs för att uppnå de restaureringsmål som anges i punkt 17 i den här artikeln.</w:t>
       </w:r>
     </w:p>
     <w:p>
       <w:r>
-        <w:t xml:space="preserve">Stachura-Skierczynska, K., Tumiel, T. &amp; Skierczynski, M. 2009. </w:t>
-      </w:r>
+        <w:rPr>
+          <w:b/>
+          <w:i/>
+        </w:rPr>
+        <w:t>Artikel 4 (17).   Medlemsstaterna ska säkerställa</w:t>
+      </w:r>
+    </w:p>
+    <w:p>
       <w:r>
         <w:rPr>
           <w:i/>
         </w:rPr>
-        <w:t xml:space="preserve">Habitat prediction model for three-toed woodpecker and its implications for the conservation of biologically valuable forests. </w:t>
-      </w:r>
-      <w:r>
-        <w:t>Forest Ecology and Management 258(5): 697–703.</w:t>
+        <w:t>a) en ökning av arealen i gott tillstånd för de livsmiljötyper som förtecknas i bilaga I till dess att minst 90 % är i gott tillstånd och till dess att den gynnsamma referensarealen för varje livsmiljötyp i varje biogeografisk region inom den berörda medlemsstaten har uppnåtts.</w:t>
       </w:r>
     </w:p>
     <w:p>
       <w:r>
-        <w:t xml:space="preserve">Virkkala, R. 1991. </w:t>
+        <w:t>Referenser</w:t>
+      </w:r>
+    </w:p>
+    <w:p>
+      <w:r>
+        <w:t xml:space="preserve">EEA European Environment Agency, 2022. </w:t>
       </w:r>
       <w:r>
         <w:rPr>
           <w:i/>
         </w:rPr>
-        <w:t xml:space="preserve">Population trends of forest birds in a Finnish Lapland landscape of large habitat blocks – Consequences of stochastic environmental variation or regional habitat alteration. </w:t>
-      </w:r>
-      <w:r>
-        <w:t>Biological conservation 56(2): 223–240</w:t>
+        <w:t xml:space="preserve">Western taiga – Conservation status 2013-2018. </w:t>
+      </w:r>
+      <w:r>
+        <w:t>https:// eunis.eea.europoa.eu/habitats/10176.</w:t>
       </w:r>
     </w:p>
     <w:p>
       <w:r>
-        <w:t xml:space="preserve">Wesolowski, T., Czeszczewik, D. &amp; Rowinski, P. 2005. </w:t>
+        <w:t>EU-domstolens dom av den 2 juli 2020 i målet C 477/19 (Europeisk hamster) p. 23.</w:t>
+      </w:r>
+    </w:p>
+    <w:p>
+      <w:r>
+        <w:t>EU-domstolens dom av den 4 mars 2021 i de förenade målen C 473-19 och C 474-19 (Skydda skogen) p. 70 och 76.</w:t>
+      </w:r>
+    </w:p>
+    <w:p>
+      <w:r>
+        <w:t>Europaparlamentets och rådets direktiv 2009/147/EG av den 30 november 2009 om bevarande av vilda fåglar.</w:t>
+      </w:r>
+    </w:p>
+    <w:p>
+      <w:r>
+        <w:t>EUROPAPARLAMENTETS OCH RÅDETS FÖRORDNING (EU) 2024/1991 av den 24 juni 2024 om restaurering av natur och om ändring av förordning (EU) 2022/869.</w:t>
+      </w:r>
+    </w:p>
+    <w:p>
+      <w:r>
+        <w:t>Rådets direktiv 92/43/EEG av den 21 mj 1992 om bevarande av livsmiljöer samt vilda djur och växter.</w:t>
+      </w:r>
+    </w:p>
+    <w:p>
+      <w:r>
+        <w:t xml:space="preserve">Skogsstyrelsen, 2026. </w:t>
       </w:r>
       <w:r>
         <w:rPr>
           <w:i/>
         </w:rPr>
-        <w:t xml:space="preserve">Effects of forest management on Three-toed Woodpecker Picoides tridactylus distribution in the Bialowieza Forest (NE Poland): conservation implications. </w:t>
-      </w:r>
-      <w:r>
-        <w:t>Acta Ornithologica 40(1): 53–60.</w:t>
+        <w:t>Biologisk mångfald i skogen.</w:t>
+      </w:r>
+      <w:r>
+        <w:t xml:space="preserve"> Rapport 2026/07.</w:t>
+      </w:r>
+    </w:p>
+    <w:p>
+      <w:r>
+        <w:t xml:space="preserve">SLU Artdatabanken, 2019. </w:t>
+      </w:r>
+      <w:r>
+        <w:rPr>
+          <w:i/>
+        </w:rPr>
+        <w:t>Sveriges arter och naturtyper i EU:s art- och habitatdirektiv.</w:t>
+      </w:r>
+      <w:r>
+        <w:t xml:space="preserve"> Resultat från rapportering 2019 till EU av bevarandestatus 2013-2018.</w:t>
       </w:r>
     </w:p>
     <w:sectPr>
@@ -911,7 +1736,7 @@
 </file>
 
 <file path=word/endnotes.xml><?xml version="1.0" encoding="utf-8"?>
-<w:endnotes xmlns:wpc="http://schemas.microsoft.com/office/word/2010/wordprocessingCanvas" xmlns:cx="http://schemas.microsoft.com/office/drawing/2014/chartex" xmlns:cx1="http://schemas.microsoft.com/office/drawing/2015/9/8/chartex" xmlns:cx2="http://schemas.microsoft.com/office/drawing/2015/10/21/chartex" xmlns:cx3="http://schemas.microsoft.com/office/drawing/2016/5/9/chartex" xmlns:cx4="http://schemas.microsoft.com/office/drawing/2016/5/10/chartex" xmlns:cx5="http://schemas.microsoft.com/office/drawing/2016/5/11/chartex" xmlns:cx6="http://schemas.microsoft.com/office/drawing/2016/5/12/chartex" xmlns:cx7="http://schemas.microsoft.com/office/drawing/2016/5/13/chartex" xmlns:cx8="http://schemas.microsoft.com/office/drawing/2016/5/14/chartex" xmlns:mc="http://schemas.openxmlformats.org/markup-compatibility/2006" xmlns:aink="http://schemas.microsoft.com/office/drawing/2016/ink" xmlns:am3d="http://schemas.microsoft.com/office/drawing/2017/model3d" xmlns:o="urn:schemas-microsoft-com:office:office" xmlns:oel="http://schemas.microsoft.com/office/2019/extlst" xmlns:r="http://schemas.openxmlformats.org/officeDocument/2006/relationships" xmlns:m="http://schemas.openxmlformats.org/officeDocument/2006/math" xmlns:v="urn:schemas-microsoft-com:vml" xmlns:wp14="http://schemas.microsoft.com/office/word/2010/wordprocessingDrawing" xmlns:wp="http://schemas.openxmlformats.org/drawingml/2006/wordprocessingDrawing" xmlns:w10="urn:schemas-microsoft-com:office:word" xmlns:w="http://schemas.openxmlformats.org/wordprocessingml/2006/main" xmlns:w14="http://schemas.microsoft.com/office/word/2010/wordml" xmlns:w15="http://schemas.microsoft.com/office/word/2012/wordml" xmlns:w16cex="http://schemas.microsoft.com/office/word/2018/wordml/cex" xmlns:w16cid="http://schemas.microsoft.com/office/word/2016/wordml/cid" xmlns:w16="http://schemas.microsoft.com/office/word/2018/wordml" xmlns:w16sdtdh="http://schemas.microsoft.com/office/word/2020/wordml/sdtdatahash" xmlns:w16se="http://schemas.microsoft.com/office/word/2015/wordml/symex" xmlns:wpg="http://schemas.microsoft.com/office/word/2010/wordprocessingGroup" xmlns:wpi="http://schemas.microsoft.com/office/word/2010/wordprocessingInk" xmlns:wne="http://schemas.microsoft.com/office/word/2006/wordml" xmlns:wps="http://schemas.microsoft.com/office/word/2010/wordprocessingShape" mc:Ignorable="w14 w15 w16se w16cid w16 w16cex w16sdtdh wp14">
+<w:endnotes xmlns:wpc="http://schemas.microsoft.com/office/word/2010/wordprocessingCanvas" xmlns:cx="http://schemas.microsoft.com/office/drawing/2014/chartex" xmlns:cx1="http://schemas.microsoft.com/office/drawing/2015/9/8/chartex" xmlns:cx2="http://schemas.microsoft.com/office/drawing/2015/10/21/chartex" xmlns:cx3="http://schemas.microsoft.com/office/drawing/2016/5/9/chartex" xmlns:cx4="http://schemas.microsoft.com/office/drawing/2016/5/10/chartex" xmlns:cx5="http://schemas.microsoft.com/office/drawing/2016/5/11/chartex" xmlns:cx6="http://schemas.microsoft.com/office/drawing/2016/5/12/chartex" xmlns:cx7="http://schemas.microsoft.com/office/drawing/2016/5/13/chartex" xmlns:cx8="http://schemas.microsoft.com/office/drawing/2016/5/14/chartex" xmlns:mc="http://schemas.openxmlformats.org/markup-compatibility/2006" xmlns:aink="http://schemas.microsoft.com/office/drawing/2016/ink" xmlns:am3d="http://schemas.microsoft.com/office/drawing/2017/model3d" xmlns:o="urn:schemas-microsoft-com:office:office" xmlns:oel="http://schemas.microsoft.com/office/2019/extlst" xmlns:r="http://schemas.openxmlformats.org/officeDocument/2006/relationships" xmlns:m="http://schemas.openxmlformats.org/officeDocument/2006/math" xmlns:v="urn:schemas-microsoft-com:vml" xmlns:wp14="http://schemas.microsoft.com/office/word/2010/wordprocessingDrawing" xmlns:wp="http://schemas.openxmlformats.org/drawingml/2006/wordprocessingDrawing" xmlns:w10="urn:schemas-microsoft-com:office:word" xmlns:w="http://schemas.openxmlformats.org/wordprocessingml/2006/main" xmlns:w14="http://schemas.microsoft.com/office/word/2010/wordml" xmlns:w15="http://schemas.microsoft.com/office/word/2012/wordml" xmlns:w16cex="http://schemas.microsoft.com/office/word/2018/wordml/cex" xmlns:w16cid="http://schemas.microsoft.com/office/word/2016/wordml/cid" xmlns:w16="http://schemas.microsoft.com/office/word/2018/wordml" xmlns:w16du="http://schemas.microsoft.com/office/word/2023/wordml/word16du" xmlns:w16sdtdh="http://schemas.microsoft.com/office/word/2020/wordml/sdtdatahash" xmlns:w16sdtfl="http://schemas.microsoft.com/office/word/2024/wordml/sdtformatlock" xmlns:w16se="http://schemas.microsoft.com/office/word/2015/wordml/symex" xmlns:wpg="http://schemas.microsoft.com/office/word/2010/wordprocessingGroup" xmlns:wpi="http://schemas.microsoft.com/office/word/2010/wordprocessingInk" xmlns:wne="http://schemas.microsoft.com/office/word/2006/wordml" xmlns:wps="http://schemas.microsoft.com/office/word/2010/wordprocessingShape" mc:Ignorable="w14 w15 w16se w16cid w16 w16cex w16sdtdh w16sdtfl w16du wp14">
   <w:endnote w:type="separator" w:id="-1">
     <w:p>
       <w:pPr>
@@ -936,7 +1761,7 @@
 </file>
 
 <file path=word/footer1.xml><?xml version="1.0" encoding="utf-8"?>
-<w:ftr xmlns:wpc="http://schemas.microsoft.com/office/word/2010/wordprocessingCanvas" xmlns:cx="http://schemas.microsoft.com/office/drawing/2014/chartex" xmlns:cx1="http://schemas.microsoft.com/office/drawing/2015/9/8/chartex" xmlns:cx2="http://schemas.microsoft.com/office/drawing/2015/10/21/chartex" xmlns:cx3="http://schemas.microsoft.com/office/drawing/2016/5/9/chartex" xmlns:cx4="http://schemas.microsoft.com/office/drawing/2016/5/10/chartex" xmlns:cx5="http://schemas.microsoft.com/office/drawing/2016/5/11/chartex" xmlns:cx6="http://schemas.microsoft.com/office/drawing/2016/5/12/chartex" xmlns:cx7="http://schemas.microsoft.com/office/drawing/2016/5/13/chartex" xmlns:cx8="http://schemas.microsoft.com/office/drawing/2016/5/14/chartex" xmlns:mc="http://schemas.openxmlformats.org/markup-compatibility/2006" xmlns:aink="http://schemas.microsoft.com/office/drawing/2016/ink" xmlns:am3d="http://schemas.microsoft.com/office/drawing/2017/model3d" xmlns:o="urn:schemas-microsoft-com:office:office" xmlns:oel="http://schemas.microsoft.com/office/2019/extlst" xmlns:r="http://schemas.openxmlformats.org/officeDocument/2006/relationships" xmlns:m="http://schemas.openxmlformats.org/officeDocument/2006/math" xmlns:v="urn:schemas-microsoft-com:vml" xmlns:wp14="http://schemas.microsoft.com/office/word/2010/wordprocessingDrawing" xmlns:wp="http://schemas.openxmlformats.org/drawingml/2006/wordprocessingDrawing" xmlns:w10="urn:schemas-microsoft-com:office:word" xmlns:w="http://schemas.openxmlformats.org/wordprocessingml/2006/main" xmlns:w14="http://schemas.microsoft.com/office/word/2010/wordml" xmlns:w15="http://schemas.microsoft.com/office/word/2012/wordml" xmlns:w16cex="http://schemas.microsoft.com/office/word/2018/wordml/cex" xmlns:w16cid="http://schemas.microsoft.com/office/word/2016/wordml/cid" xmlns:w16="http://schemas.microsoft.com/office/word/2018/wordml" xmlns:w16sdtdh="http://schemas.microsoft.com/office/word/2020/wordml/sdtdatahash" xmlns:w16se="http://schemas.microsoft.com/office/word/2015/wordml/symex" xmlns:wpg="http://schemas.microsoft.com/office/word/2010/wordprocessingGroup" xmlns:wpi="http://schemas.microsoft.com/office/word/2010/wordprocessingInk" xmlns:wne="http://schemas.microsoft.com/office/word/2006/wordml" xmlns:wps="http://schemas.microsoft.com/office/word/2010/wordprocessingShape" mc:Ignorable="w14 w15 w16se w16cid w16 w16cex w16sdtdh wp14">
+<w:ftr xmlns:wpc="http://schemas.microsoft.com/office/word/2010/wordprocessingCanvas" xmlns:cx="http://schemas.microsoft.com/office/drawing/2014/chartex" xmlns:cx1="http://schemas.microsoft.com/office/drawing/2015/9/8/chartex" xmlns:cx2="http://schemas.microsoft.com/office/drawing/2015/10/21/chartex" xmlns:cx3="http://schemas.microsoft.com/office/drawing/2016/5/9/chartex" xmlns:cx4="http://schemas.microsoft.com/office/drawing/2016/5/10/chartex" xmlns:cx5="http://schemas.microsoft.com/office/drawing/2016/5/11/chartex" xmlns:cx6="http://schemas.microsoft.com/office/drawing/2016/5/12/chartex" xmlns:cx7="http://schemas.microsoft.com/office/drawing/2016/5/13/chartex" xmlns:cx8="http://schemas.microsoft.com/office/drawing/2016/5/14/chartex" xmlns:mc="http://schemas.openxmlformats.org/markup-compatibility/2006" xmlns:aink="http://schemas.microsoft.com/office/drawing/2016/ink" xmlns:am3d="http://schemas.microsoft.com/office/drawing/2017/model3d" xmlns:o="urn:schemas-microsoft-com:office:office" xmlns:oel="http://schemas.microsoft.com/office/2019/extlst" xmlns:r="http://schemas.openxmlformats.org/officeDocument/2006/relationships" xmlns:m="http://schemas.openxmlformats.org/officeDocument/2006/math" xmlns:v="urn:schemas-microsoft-com:vml" xmlns:wp14="http://schemas.microsoft.com/office/word/2010/wordprocessingDrawing" xmlns:wp="http://schemas.openxmlformats.org/drawingml/2006/wordprocessingDrawing" xmlns:w10="urn:schemas-microsoft-com:office:word" xmlns:w="http://schemas.openxmlformats.org/wordprocessingml/2006/main" xmlns:w14="http://schemas.microsoft.com/office/word/2010/wordml" xmlns:w15="http://schemas.microsoft.com/office/word/2012/wordml" xmlns:w16cex="http://schemas.microsoft.com/office/word/2018/wordml/cex" xmlns:w16cid="http://schemas.microsoft.com/office/word/2016/wordml/cid" xmlns:w16="http://schemas.microsoft.com/office/word/2018/wordml" xmlns:w16du="http://schemas.microsoft.com/office/word/2023/wordml/word16du" xmlns:w16sdtdh="http://schemas.microsoft.com/office/word/2020/wordml/sdtdatahash" xmlns:w16sdtfl="http://schemas.microsoft.com/office/word/2024/wordml/sdtformatlock" xmlns:w16se="http://schemas.microsoft.com/office/word/2015/wordml/symex" xmlns:wpg="http://schemas.microsoft.com/office/word/2010/wordprocessingGroup" xmlns:wpi="http://schemas.microsoft.com/office/word/2010/wordprocessingInk" xmlns:wne="http://schemas.microsoft.com/office/word/2006/wordml" xmlns:wps="http://schemas.microsoft.com/office/word/2010/wordprocessingShape" mc:Ignorable="w14 w15 w16se w16cid w16 w16cex w16sdtdh w16sdtfl w16du wp14">
   <w:p>
     <w:pPr>
       <w:pStyle w:val="Footer"/>
@@ -946,7 +1771,7 @@
 </file>
 
 <file path=word/footer2.xml><?xml version="1.0" encoding="utf-8"?>
-<w:ftr xmlns:wpc="http://schemas.microsoft.com/office/word/2010/wordprocessingCanvas" xmlns:cx="http://schemas.microsoft.com/office/drawing/2014/chartex" xmlns:cx1="http://schemas.microsoft.com/office/drawing/2015/9/8/chartex" xmlns:cx2="http://schemas.microsoft.com/office/drawing/2015/10/21/chartex" xmlns:cx3="http://schemas.microsoft.com/office/drawing/2016/5/9/chartex" xmlns:cx4="http://schemas.microsoft.com/office/drawing/2016/5/10/chartex" xmlns:cx5="http://schemas.microsoft.com/office/drawing/2016/5/11/chartex" xmlns:cx6="http://schemas.microsoft.com/office/drawing/2016/5/12/chartex" xmlns:cx7="http://schemas.microsoft.com/office/drawing/2016/5/13/chartex" xmlns:cx8="http://schemas.microsoft.com/office/drawing/2016/5/14/chartex" xmlns:mc="http://schemas.openxmlformats.org/markup-compatibility/2006" xmlns:aink="http://schemas.microsoft.com/office/drawing/2016/ink" xmlns:am3d="http://schemas.microsoft.com/office/drawing/2017/model3d" xmlns:o="urn:schemas-microsoft-com:office:office" xmlns:oel="http://schemas.microsoft.com/office/2019/extlst" xmlns:r="http://schemas.openxmlformats.org/officeDocument/2006/relationships" xmlns:m="http://schemas.openxmlformats.org/officeDocument/2006/math" xmlns:v="urn:schemas-microsoft-com:vml" xmlns:wp14="http://schemas.microsoft.com/office/word/2010/wordprocessingDrawing" xmlns:wp="http://schemas.openxmlformats.org/drawingml/2006/wordprocessingDrawing" xmlns:w10="urn:schemas-microsoft-com:office:word" xmlns:w="http://schemas.openxmlformats.org/wordprocessingml/2006/main" xmlns:w14="http://schemas.microsoft.com/office/word/2010/wordml" xmlns:w15="http://schemas.microsoft.com/office/word/2012/wordml" xmlns:w16cex="http://schemas.microsoft.com/office/word/2018/wordml/cex" xmlns:w16cid="http://schemas.microsoft.com/office/word/2016/wordml/cid" xmlns:w16="http://schemas.microsoft.com/office/word/2018/wordml" xmlns:w16sdtdh="http://schemas.microsoft.com/office/word/2020/wordml/sdtdatahash" xmlns:w16se="http://schemas.microsoft.com/office/word/2015/wordml/symex" xmlns:wpg="http://schemas.microsoft.com/office/word/2010/wordprocessingGroup" xmlns:wpi="http://schemas.microsoft.com/office/word/2010/wordprocessingInk" xmlns:wne="http://schemas.microsoft.com/office/word/2006/wordml" xmlns:wps="http://schemas.microsoft.com/office/word/2010/wordprocessingShape" mc:Ignorable="w14 w15 w16se w16cid w16 w16cex w16sdtdh wp14">
+<w:ftr xmlns:wpc="http://schemas.microsoft.com/office/word/2010/wordprocessingCanvas" xmlns:cx="http://schemas.microsoft.com/office/drawing/2014/chartex" xmlns:cx1="http://schemas.microsoft.com/office/drawing/2015/9/8/chartex" xmlns:cx2="http://schemas.microsoft.com/office/drawing/2015/10/21/chartex" xmlns:cx3="http://schemas.microsoft.com/office/drawing/2016/5/9/chartex" xmlns:cx4="http://schemas.microsoft.com/office/drawing/2016/5/10/chartex" xmlns:cx5="http://schemas.microsoft.com/office/drawing/2016/5/11/chartex" xmlns:cx6="http://schemas.microsoft.com/office/drawing/2016/5/12/chartex" xmlns:cx7="http://schemas.microsoft.com/office/drawing/2016/5/13/chartex" xmlns:cx8="http://schemas.microsoft.com/office/drawing/2016/5/14/chartex" xmlns:mc="http://schemas.openxmlformats.org/markup-compatibility/2006" xmlns:aink="http://schemas.microsoft.com/office/drawing/2016/ink" xmlns:am3d="http://schemas.microsoft.com/office/drawing/2017/model3d" xmlns:o="urn:schemas-microsoft-com:office:office" xmlns:oel="http://schemas.microsoft.com/office/2019/extlst" xmlns:r="http://schemas.openxmlformats.org/officeDocument/2006/relationships" xmlns:m="http://schemas.openxmlformats.org/officeDocument/2006/math" xmlns:v="urn:schemas-microsoft-com:vml" xmlns:wp14="http://schemas.microsoft.com/office/word/2010/wordprocessingDrawing" xmlns:wp="http://schemas.openxmlformats.org/drawingml/2006/wordprocessingDrawing" xmlns:w10="urn:schemas-microsoft-com:office:word" xmlns:w="http://schemas.openxmlformats.org/wordprocessingml/2006/main" xmlns:w14="http://schemas.microsoft.com/office/word/2010/wordml" xmlns:w15="http://schemas.microsoft.com/office/word/2012/wordml" xmlns:w16cex="http://schemas.microsoft.com/office/word/2018/wordml/cex" xmlns:w16cid="http://schemas.microsoft.com/office/word/2016/wordml/cid" xmlns:w16="http://schemas.microsoft.com/office/word/2018/wordml" xmlns:w16du="http://schemas.microsoft.com/office/word/2023/wordml/word16du" xmlns:w16sdtdh="http://schemas.microsoft.com/office/word/2020/wordml/sdtdatahash" xmlns:w16sdtfl="http://schemas.microsoft.com/office/word/2024/wordml/sdtformatlock" xmlns:w16se="http://schemas.microsoft.com/office/word/2015/wordml/symex" xmlns:wpg="http://schemas.microsoft.com/office/word/2010/wordprocessingGroup" xmlns:wpi="http://schemas.microsoft.com/office/word/2010/wordprocessingInk" xmlns:wne="http://schemas.microsoft.com/office/word/2006/wordml" xmlns:wps="http://schemas.microsoft.com/office/word/2010/wordprocessingShape" mc:Ignorable="w14 w15 w16se w16cid w16 w16cex w16sdtdh w16sdtfl w16du wp14">
   <w:p>
     <w:pPr>
       <w:pStyle w:val="Footer"/>
@@ -956,7 +1781,7 @@
 </file>
 
 <file path=word/footer3.xml><?xml version="1.0" encoding="utf-8"?>
-<w:ftr xmlns:wpc="http://schemas.microsoft.com/office/word/2010/wordprocessingCanvas" xmlns:cx="http://schemas.microsoft.com/office/drawing/2014/chartex" xmlns:cx1="http://schemas.microsoft.com/office/drawing/2015/9/8/chartex" xmlns:cx2="http://schemas.microsoft.com/office/drawing/2015/10/21/chartex" xmlns:cx3="http://schemas.microsoft.com/office/drawing/2016/5/9/chartex" xmlns:cx4="http://schemas.microsoft.com/office/drawing/2016/5/10/chartex" xmlns:cx5="http://schemas.microsoft.com/office/drawing/2016/5/11/chartex" xmlns:cx6="http://schemas.microsoft.com/office/drawing/2016/5/12/chartex" xmlns:cx7="http://schemas.microsoft.com/office/drawing/2016/5/13/chartex" xmlns:cx8="http://schemas.microsoft.com/office/drawing/2016/5/14/chartex" xmlns:mc="http://schemas.openxmlformats.org/markup-compatibility/2006" xmlns:aink="http://schemas.microsoft.com/office/drawing/2016/ink" xmlns:am3d="http://schemas.microsoft.com/office/drawing/2017/model3d" xmlns:o="urn:schemas-microsoft-com:office:office" xmlns:oel="http://schemas.microsoft.com/office/2019/extlst" xmlns:r="http://schemas.openxmlformats.org/officeDocument/2006/relationships" xmlns:m="http://schemas.openxmlformats.org/officeDocument/2006/math" xmlns:v="urn:schemas-microsoft-com:vml" xmlns:wp14="http://schemas.microsoft.com/office/word/2010/wordprocessingDrawing" xmlns:wp="http://schemas.openxmlformats.org/drawingml/2006/wordprocessingDrawing" xmlns:w10="urn:schemas-microsoft-com:office:word" xmlns:w="http://schemas.openxmlformats.org/wordprocessingml/2006/main" xmlns:w14="http://schemas.microsoft.com/office/word/2010/wordml" xmlns:w15="http://schemas.microsoft.com/office/word/2012/wordml" xmlns:w16cex="http://schemas.microsoft.com/office/word/2018/wordml/cex" xmlns:w16cid="http://schemas.microsoft.com/office/word/2016/wordml/cid" xmlns:w16="http://schemas.microsoft.com/office/word/2018/wordml" xmlns:w16sdtdh="http://schemas.microsoft.com/office/word/2020/wordml/sdtdatahash" xmlns:w16se="http://schemas.microsoft.com/office/word/2015/wordml/symex" xmlns:wpg="http://schemas.microsoft.com/office/word/2010/wordprocessingGroup" xmlns:wpi="http://schemas.microsoft.com/office/word/2010/wordprocessingInk" xmlns:wne="http://schemas.microsoft.com/office/word/2006/wordml" xmlns:wps="http://schemas.microsoft.com/office/word/2010/wordprocessingShape" mc:Ignorable="w14 w15 w16se w16cid w16 w16cex w16sdtdh wp14">
+<w:ftr xmlns:wpc="http://schemas.microsoft.com/office/word/2010/wordprocessingCanvas" xmlns:cx="http://schemas.microsoft.com/office/drawing/2014/chartex" xmlns:cx1="http://schemas.microsoft.com/office/drawing/2015/9/8/chartex" xmlns:cx2="http://schemas.microsoft.com/office/drawing/2015/10/21/chartex" xmlns:cx3="http://schemas.microsoft.com/office/drawing/2016/5/9/chartex" xmlns:cx4="http://schemas.microsoft.com/office/drawing/2016/5/10/chartex" xmlns:cx5="http://schemas.microsoft.com/office/drawing/2016/5/11/chartex" xmlns:cx6="http://schemas.microsoft.com/office/drawing/2016/5/12/chartex" xmlns:cx7="http://schemas.microsoft.com/office/drawing/2016/5/13/chartex" xmlns:cx8="http://schemas.microsoft.com/office/drawing/2016/5/14/chartex" xmlns:mc="http://schemas.openxmlformats.org/markup-compatibility/2006" xmlns:aink="http://schemas.microsoft.com/office/drawing/2016/ink" xmlns:am3d="http://schemas.microsoft.com/office/drawing/2017/model3d" xmlns:o="urn:schemas-microsoft-com:office:office" xmlns:oel="http://schemas.microsoft.com/office/2019/extlst" xmlns:r="http://schemas.openxmlformats.org/officeDocument/2006/relationships" xmlns:m="http://schemas.openxmlformats.org/officeDocument/2006/math" xmlns:v="urn:schemas-microsoft-com:vml" xmlns:wp14="http://schemas.microsoft.com/office/word/2010/wordprocessingDrawing" xmlns:wp="http://schemas.openxmlformats.org/drawingml/2006/wordprocessingDrawing" xmlns:w10="urn:schemas-microsoft-com:office:word" xmlns:w="http://schemas.openxmlformats.org/wordprocessingml/2006/main" xmlns:w14="http://schemas.microsoft.com/office/word/2010/wordml" xmlns:w15="http://schemas.microsoft.com/office/word/2012/wordml" xmlns:w16cex="http://schemas.microsoft.com/office/word/2018/wordml/cex" xmlns:w16cid="http://schemas.microsoft.com/office/word/2016/wordml/cid" xmlns:w16="http://schemas.microsoft.com/office/word/2018/wordml" xmlns:w16du="http://schemas.microsoft.com/office/word/2023/wordml/word16du" xmlns:w16sdtdh="http://schemas.microsoft.com/office/word/2020/wordml/sdtdatahash" xmlns:w16sdtfl="http://schemas.microsoft.com/office/word/2024/wordml/sdtformatlock" xmlns:w16se="http://schemas.microsoft.com/office/word/2015/wordml/symex" xmlns:wpg="http://schemas.microsoft.com/office/word/2010/wordprocessingGroup" xmlns:wpi="http://schemas.microsoft.com/office/word/2010/wordprocessingInk" xmlns:wne="http://schemas.microsoft.com/office/word/2006/wordml" xmlns:wps="http://schemas.microsoft.com/office/word/2010/wordprocessingShape" mc:Ignorable="w14 w15 w16se w16cid w16 w16cex w16sdtdh w16sdtfl w16du wp14">
   <w:p>
     <w:pPr>
       <w:pStyle w:val="Footer"/>
@@ -966,7 +1791,7 @@
 </file>
 
 <file path=word/footnotes.xml><?xml version="1.0" encoding="utf-8"?>
-<w:footnotes xmlns:wpc="http://schemas.microsoft.com/office/word/2010/wordprocessingCanvas" xmlns:cx="http://schemas.microsoft.com/office/drawing/2014/chartex" xmlns:cx1="http://schemas.microsoft.com/office/drawing/2015/9/8/chartex" xmlns:cx2="http://schemas.microsoft.com/office/drawing/2015/10/21/chartex" xmlns:cx3="http://schemas.microsoft.com/office/drawing/2016/5/9/chartex" xmlns:cx4="http://schemas.microsoft.com/office/drawing/2016/5/10/chartex" xmlns:cx5="http://schemas.microsoft.com/office/drawing/2016/5/11/chartex" xmlns:cx6="http://schemas.microsoft.com/office/drawing/2016/5/12/chartex" xmlns:cx7="http://schemas.microsoft.com/office/drawing/2016/5/13/chartex" xmlns:cx8="http://schemas.microsoft.com/office/drawing/2016/5/14/chartex" xmlns:mc="http://schemas.openxmlformats.org/markup-compatibility/2006" xmlns:aink="http://schemas.microsoft.com/office/drawing/2016/ink" xmlns:am3d="http://schemas.microsoft.com/office/drawing/2017/model3d" xmlns:o="urn:schemas-microsoft-com:office:office" xmlns:oel="http://schemas.microsoft.com/office/2019/extlst" xmlns:r="http://schemas.openxmlformats.org/officeDocument/2006/relationships" xmlns:m="http://schemas.openxmlformats.org/officeDocument/2006/math" xmlns:v="urn:schemas-microsoft-com:vml" xmlns:wp14="http://schemas.microsoft.com/office/word/2010/wordprocessingDrawing" xmlns:wp="http://schemas.openxmlformats.org/drawingml/2006/wordprocessingDrawing" xmlns:w10="urn:schemas-microsoft-com:office:word" xmlns:w="http://schemas.openxmlformats.org/wordprocessingml/2006/main" xmlns:w14="http://schemas.microsoft.com/office/word/2010/wordml" xmlns:w15="http://schemas.microsoft.com/office/word/2012/wordml" xmlns:w16cex="http://schemas.microsoft.com/office/word/2018/wordml/cex" xmlns:w16cid="http://schemas.microsoft.com/office/word/2016/wordml/cid" xmlns:w16="http://schemas.microsoft.com/office/word/2018/wordml" xmlns:w16sdtdh="http://schemas.microsoft.com/office/word/2020/wordml/sdtdatahash" xmlns:w16se="http://schemas.microsoft.com/office/word/2015/wordml/symex" xmlns:wpg="http://schemas.microsoft.com/office/word/2010/wordprocessingGroup" xmlns:wpi="http://schemas.microsoft.com/office/word/2010/wordprocessingInk" xmlns:wne="http://schemas.microsoft.com/office/word/2006/wordml" xmlns:wps="http://schemas.microsoft.com/office/word/2010/wordprocessingShape" mc:Ignorable="w14 w15 w16se w16cid w16 w16cex w16sdtdh wp14">
+<w:footnotes xmlns:wpc="http://schemas.microsoft.com/office/word/2010/wordprocessingCanvas" xmlns:cx="http://schemas.microsoft.com/office/drawing/2014/chartex" xmlns:cx1="http://schemas.microsoft.com/office/drawing/2015/9/8/chartex" xmlns:cx2="http://schemas.microsoft.com/office/drawing/2015/10/21/chartex" xmlns:cx3="http://schemas.microsoft.com/office/drawing/2016/5/9/chartex" xmlns:cx4="http://schemas.microsoft.com/office/drawing/2016/5/10/chartex" xmlns:cx5="http://schemas.microsoft.com/office/drawing/2016/5/11/chartex" xmlns:cx6="http://schemas.microsoft.com/office/drawing/2016/5/12/chartex" xmlns:cx7="http://schemas.microsoft.com/office/drawing/2016/5/13/chartex" xmlns:cx8="http://schemas.microsoft.com/office/drawing/2016/5/14/chartex" xmlns:mc="http://schemas.openxmlformats.org/markup-compatibility/2006" xmlns:aink="http://schemas.microsoft.com/office/drawing/2016/ink" xmlns:am3d="http://schemas.microsoft.com/office/drawing/2017/model3d" xmlns:o="urn:schemas-microsoft-com:office:office" xmlns:oel="http://schemas.microsoft.com/office/2019/extlst" xmlns:r="http://schemas.openxmlformats.org/officeDocument/2006/relationships" xmlns:m="http://schemas.openxmlformats.org/officeDocument/2006/math" xmlns:v="urn:schemas-microsoft-com:vml" xmlns:wp14="http://schemas.microsoft.com/office/word/2010/wordprocessingDrawing" xmlns:wp="http://schemas.openxmlformats.org/drawingml/2006/wordprocessingDrawing" xmlns:w10="urn:schemas-microsoft-com:office:word" xmlns:w="http://schemas.openxmlformats.org/wordprocessingml/2006/main" xmlns:w14="http://schemas.microsoft.com/office/word/2010/wordml" xmlns:w15="http://schemas.microsoft.com/office/word/2012/wordml" xmlns:w16cex="http://schemas.microsoft.com/office/word/2018/wordml/cex" xmlns:w16cid="http://schemas.microsoft.com/office/word/2016/wordml/cid" xmlns:w16="http://schemas.microsoft.com/office/word/2018/wordml" xmlns:w16du="http://schemas.microsoft.com/office/word/2023/wordml/word16du" xmlns:w16sdtdh="http://schemas.microsoft.com/office/word/2020/wordml/sdtdatahash" xmlns:w16sdtfl="http://schemas.microsoft.com/office/word/2024/wordml/sdtformatlock" xmlns:w16se="http://schemas.microsoft.com/office/word/2015/wordml/symex" xmlns:wpg="http://schemas.microsoft.com/office/word/2010/wordprocessingGroup" xmlns:wpi="http://schemas.microsoft.com/office/word/2010/wordprocessingInk" xmlns:wne="http://schemas.microsoft.com/office/word/2006/wordml" xmlns:wps="http://schemas.microsoft.com/office/word/2010/wordprocessingShape" mc:Ignorable="w14 w15 w16se w16cid w16 w16cex w16sdtdh w16sdtfl w16du wp14">
   <w:footnote w:type="separator" w:id="-1">
     <w:p>
       <w:pPr>
@@ -991,7 +1816,7 @@
 </file>
 
 <file path=word/header1.xml><?xml version="1.0" encoding="utf-8"?>
-<w:hdr xmlns:wpc="http://schemas.microsoft.com/office/word/2010/wordprocessingCanvas" xmlns:cx="http://schemas.microsoft.com/office/drawing/2014/chartex" xmlns:cx1="http://schemas.microsoft.com/office/drawing/2015/9/8/chartex" xmlns:cx2="http://schemas.microsoft.com/office/drawing/2015/10/21/chartex" xmlns:cx3="http://schemas.microsoft.com/office/drawing/2016/5/9/chartex" xmlns:cx4="http://schemas.microsoft.com/office/drawing/2016/5/10/chartex" xmlns:cx5="http://schemas.microsoft.com/office/drawing/2016/5/11/chartex" xmlns:cx6="http://schemas.microsoft.com/office/drawing/2016/5/12/chartex" xmlns:cx7="http://schemas.microsoft.com/office/drawing/2016/5/13/chartex" xmlns:cx8="http://schemas.microsoft.com/office/drawing/2016/5/14/chartex" xmlns:mc="http://schemas.openxmlformats.org/markup-compatibility/2006" xmlns:aink="http://schemas.microsoft.com/office/drawing/2016/ink" xmlns:am3d="http://schemas.microsoft.com/office/drawing/2017/model3d" xmlns:o="urn:schemas-microsoft-com:office:office" xmlns:oel="http://schemas.microsoft.com/office/2019/extlst" xmlns:r="http://schemas.openxmlformats.org/officeDocument/2006/relationships" xmlns:m="http://schemas.openxmlformats.org/officeDocument/2006/math" xmlns:v="urn:schemas-microsoft-com:vml" xmlns:wp14="http://schemas.microsoft.com/office/word/2010/wordprocessingDrawing" xmlns:wp="http://schemas.openxmlformats.org/drawingml/2006/wordprocessingDrawing" xmlns:w10="urn:schemas-microsoft-com:office:word" xmlns:w="http://schemas.openxmlformats.org/wordprocessingml/2006/main" xmlns:w14="http://schemas.microsoft.com/office/word/2010/wordml" xmlns:w15="http://schemas.microsoft.com/office/word/2012/wordml" xmlns:w16cex="http://schemas.microsoft.com/office/word/2018/wordml/cex" xmlns:w16cid="http://schemas.microsoft.com/office/word/2016/wordml/cid" xmlns:w16="http://schemas.microsoft.com/office/word/2018/wordml" xmlns:w16sdtdh="http://schemas.microsoft.com/office/word/2020/wordml/sdtdatahash" xmlns:w16se="http://schemas.microsoft.com/office/word/2015/wordml/symex" xmlns:wpg="http://schemas.microsoft.com/office/word/2010/wordprocessingGroup" xmlns:wpi="http://schemas.microsoft.com/office/word/2010/wordprocessingInk" xmlns:wne="http://schemas.microsoft.com/office/word/2006/wordml" xmlns:wps="http://schemas.microsoft.com/office/word/2010/wordprocessingShape" mc:Ignorable="w14 w15 w16se w16cid w16 w16cex w16sdtdh wp14">
+<w:hdr xmlns:wpc="http://schemas.microsoft.com/office/word/2010/wordprocessingCanvas" xmlns:cx="http://schemas.microsoft.com/office/drawing/2014/chartex" xmlns:cx1="http://schemas.microsoft.com/office/drawing/2015/9/8/chartex" xmlns:cx2="http://schemas.microsoft.com/office/drawing/2015/10/21/chartex" xmlns:cx3="http://schemas.microsoft.com/office/drawing/2016/5/9/chartex" xmlns:cx4="http://schemas.microsoft.com/office/drawing/2016/5/10/chartex" xmlns:cx5="http://schemas.microsoft.com/office/drawing/2016/5/11/chartex" xmlns:cx6="http://schemas.microsoft.com/office/drawing/2016/5/12/chartex" xmlns:cx7="http://schemas.microsoft.com/office/drawing/2016/5/13/chartex" xmlns:cx8="http://schemas.microsoft.com/office/drawing/2016/5/14/chartex" xmlns:mc="http://schemas.openxmlformats.org/markup-compatibility/2006" xmlns:aink="http://schemas.microsoft.com/office/drawing/2016/ink" xmlns:am3d="http://schemas.microsoft.com/office/drawing/2017/model3d" xmlns:o="urn:schemas-microsoft-com:office:office" xmlns:oel="http://schemas.microsoft.com/office/2019/extlst" xmlns:r="http://schemas.openxmlformats.org/officeDocument/2006/relationships" xmlns:m="http://schemas.openxmlformats.org/officeDocument/2006/math" xmlns:v="urn:schemas-microsoft-com:vml" xmlns:wp14="http://schemas.microsoft.com/office/word/2010/wordprocessingDrawing" xmlns:wp="http://schemas.openxmlformats.org/drawingml/2006/wordprocessingDrawing" xmlns:w10="urn:schemas-microsoft-com:office:word" xmlns:w="http://schemas.openxmlformats.org/wordprocessingml/2006/main" xmlns:w14="http://schemas.microsoft.com/office/word/2010/wordml" xmlns:w15="http://schemas.microsoft.com/office/word/2012/wordml" xmlns:w16cex="http://schemas.microsoft.com/office/word/2018/wordml/cex" xmlns:w16cid="http://schemas.microsoft.com/office/word/2016/wordml/cid" xmlns:w16="http://schemas.microsoft.com/office/word/2018/wordml" xmlns:w16du="http://schemas.microsoft.com/office/word/2023/wordml/word16du" xmlns:w16sdtdh="http://schemas.microsoft.com/office/word/2020/wordml/sdtdatahash" xmlns:w16sdtfl="http://schemas.microsoft.com/office/word/2024/wordml/sdtformatlock" xmlns:w16se="http://schemas.microsoft.com/office/word/2015/wordml/symex" xmlns:wpg="http://schemas.microsoft.com/office/word/2010/wordprocessingGroup" xmlns:wpi="http://schemas.microsoft.com/office/word/2010/wordprocessingInk" xmlns:wne="http://schemas.microsoft.com/office/word/2006/wordml" xmlns:wps="http://schemas.microsoft.com/office/word/2010/wordprocessingShape" mc:Ignorable="w14 w15 w16se w16cid w16 w16cex w16sdtdh w16sdtfl w16du wp14">
   <w:p>
     <w:pPr>
       <w:pStyle w:val="Header"/>
@@ -1001,7 +1826,7 @@
 </file>
 
 <file path=word/header2.xml><?xml version="1.0" encoding="utf-8"?>
-<w:hdr xmlns:wpc="http://schemas.microsoft.com/office/word/2010/wordprocessingCanvas" xmlns:cx="http://schemas.microsoft.com/office/drawing/2014/chartex" xmlns:cx1="http://schemas.microsoft.com/office/drawing/2015/9/8/chartex" xmlns:cx2="http://schemas.microsoft.com/office/drawing/2015/10/21/chartex" xmlns:cx3="http://schemas.microsoft.com/office/drawing/2016/5/9/chartex" xmlns:cx4="http://schemas.microsoft.com/office/drawing/2016/5/10/chartex" xmlns:cx5="http://schemas.microsoft.com/office/drawing/2016/5/11/chartex" xmlns:cx6="http://schemas.microsoft.com/office/drawing/2016/5/12/chartex" xmlns:cx7="http://schemas.microsoft.com/office/drawing/2016/5/13/chartex" xmlns:cx8="http://schemas.microsoft.com/office/drawing/2016/5/14/chartex" xmlns:mc="http://schemas.openxmlformats.org/markup-compatibility/2006" xmlns:aink="http://schemas.microsoft.com/office/drawing/2016/ink" xmlns:am3d="http://schemas.microsoft.com/office/drawing/2017/model3d" xmlns:o="urn:schemas-microsoft-com:office:office" xmlns:oel="http://schemas.microsoft.com/office/2019/extlst" xmlns:r="http://schemas.openxmlformats.org/officeDocument/2006/relationships" xmlns:m="http://schemas.openxmlformats.org/officeDocument/2006/math" xmlns:v="urn:schemas-microsoft-com:vml" xmlns:wp14="http://schemas.microsoft.com/office/word/2010/wordprocessingDrawing" xmlns:wp="http://schemas.openxmlformats.org/drawingml/2006/wordprocessingDrawing" xmlns:w10="urn:schemas-microsoft-com:office:word" xmlns:w="http://schemas.openxmlformats.org/wordprocessingml/2006/main" xmlns:w14="http://schemas.microsoft.com/office/word/2010/wordml" xmlns:w15="http://schemas.microsoft.com/office/word/2012/wordml" xmlns:w16cex="http://schemas.microsoft.com/office/word/2018/wordml/cex" xmlns:w16cid="http://schemas.microsoft.com/office/word/2016/wordml/cid" xmlns:w16="http://schemas.microsoft.com/office/word/2018/wordml" xmlns:w16sdtdh="http://schemas.microsoft.com/office/word/2020/wordml/sdtdatahash" xmlns:w16se="http://schemas.microsoft.com/office/word/2015/wordml/symex" xmlns:wpg="http://schemas.microsoft.com/office/word/2010/wordprocessingGroup" xmlns:wpi="http://schemas.microsoft.com/office/word/2010/wordprocessingInk" xmlns:wne="http://schemas.microsoft.com/office/word/2006/wordml" xmlns:wps="http://schemas.microsoft.com/office/word/2010/wordprocessingShape" mc:Ignorable="w14 w15 w16se w16cid w16 w16cex w16sdtdh wp14">
+<w:hdr xmlns:wpc="http://schemas.microsoft.com/office/word/2010/wordprocessingCanvas" xmlns:cx="http://schemas.microsoft.com/office/drawing/2014/chartex" xmlns:cx1="http://schemas.microsoft.com/office/drawing/2015/9/8/chartex" xmlns:cx2="http://schemas.microsoft.com/office/drawing/2015/10/21/chartex" xmlns:cx3="http://schemas.microsoft.com/office/drawing/2016/5/9/chartex" xmlns:cx4="http://schemas.microsoft.com/office/drawing/2016/5/10/chartex" xmlns:cx5="http://schemas.microsoft.com/office/drawing/2016/5/11/chartex" xmlns:cx6="http://schemas.microsoft.com/office/drawing/2016/5/12/chartex" xmlns:cx7="http://schemas.microsoft.com/office/drawing/2016/5/13/chartex" xmlns:cx8="http://schemas.microsoft.com/office/drawing/2016/5/14/chartex" xmlns:mc="http://schemas.openxmlformats.org/markup-compatibility/2006" xmlns:aink="http://schemas.microsoft.com/office/drawing/2016/ink" xmlns:am3d="http://schemas.microsoft.com/office/drawing/2017/model3d" xmlns:o="urn:schemas-microsoft-com:office:office" xmlns:oel="http://schemas.microsoft.com/office/2019/extlst" xmlns:r="http://schemas.openxmlformats.org/officeDocument/2006/relationships" xmlns:m="http://schemas.openxmlformats.org/officeDocument/2006/math" xmlns:v="urn:schemas-microsoft-com:vml" xmlns:wp14="http://schemas.microsoft.com/office/word/2010/wordprocessingDrawing" xmlns:wp="http://schemas.openxmlformats.org/drawingml/2006/wordprocessingDrawing" xmlns:w10="urn:schemas-microsoft-com:office:word" xmlns:w="http://schemas.openxmlformats.org/wordprocessingml/2006/main" xmlns:w14="http://schemas.microsoft.com/office/word/2010/wordml" xmlns:w15="http://schemas.microsoft.com/office/word/2012/wordml" xmlns:w16cex="http://schemas.microsoft.com/office/word/2018/wordml/cex" xmlns:w16cid="http://schemas.microsoft.com/office/word/2016/wordml/cid" xmlns:w16="http://schemas.microsoft.com/office/word/2018/wordml" xmlns:w16du="http://schemas.microsoft.com/office/word/2023/wordml/word16du" xmlns:w16sdtdh="http://schemas.microsoft.com/office/word/2020/wordml/sdtdatahash" xmlns:w16sdtfl="http://schemas.microsoft.com/office/word/2024/wordml/sdtformatlock" xmlns:w16se="http://schemas.microsoft.com/office/word/2015/wordml/symex" xmlns:wpg="http://schemas.microsoft.com/office/word/2010/wordprocessingGroup" xmlns:wpi="http://schemas.microsoft.com/office/word/2010/wordprocessingInk" xmlns:wne="http://schemas.microsoft.com/office/word/2006/wordml" xmlns:wps="http://schemas.microsoft.com/office/word/2010/wordprocessingShape" mc:Ignorable="w14 w15 w16se w16cid w16 w16cex w16sdtdh w16sdtfl w16du wp14">
   <w:p>
     <w:pPr>
       <w:pStyle w:val="Header"/>
@@ -1012,7 +1837,7 @@
 </file>
 
 <file path=word/header3.xml><?xml version="1.0" encoding="utf-8"?>
-<w:hdr xmlns:wpc="http://schemas.microsoft.com/office/word/2010/wordprocessingCanvas" xmlns:cx="http://schemas.microsoft.com/office/drawing/2014/chartex" xmlns:cx1="http://schemas.microsoft.com/office/drawing/2015/9/8/chartex" xmlns:cx2="http://schemas.microsoft.com/office/drawing/2015/10/21/chartex" xmlns:cx3="http://schemas.microsoft.com/office/drawing/2016/5/9/chartex" xmlns:cx4="http://schemas.microsoft.com/office/drawing/2016/5/10/chartex" xmlns:cx5="http://schemas.microsoft.com/office/drawing/2016/5/11/chartex" xmlns:cx6="http://schemas.microsoft.com/office/drawing/2016/5/12/chartex" xmlns:cx7="http://schemas.microsoft.com/office/drawing/2016/5/13/chartex" xmlns:cx8="http://schemas.microsoft.com/office/drawing/2016/5/14/chartex" xmlns:mc="http://schemas.openxmlformats.org/markup-compatibility/2006" xmlns:aink="http://schemas.microsoft.com/office/drawing/2016/ink" xmlns:am3d="http://schemas.microsoft.com/office/drawing/2017/model3d" xmlns:o="urn:schemas-microsoft-com:office:office" xmlns:oel="http://schemas.microsoft.com/office/2019/extlst" xmlns:r="http://schemas.openxmlformats.org/officeDocument/2006/relationships" xmlns:m="http://schemas.openxmlformats.org/officeDocument/2006/math" xmlns:v="urn:schemas-microsoft-com:vml" xmlns:wp14="http://schemas.microsoft.com/office/word/2010/wordprocessingDrawing" xmlns:wp="http://schemas.openxmlformats.org/drawingml/2006/wordprocessingDrawing" xmlns:w10="urn:schemas-microsoft-com:office:word" xmlns:w="http://schemas.openxmlformats.org/wordprocessingml/2006/main" xmlns:w14="http://schemas.microsoft.com/office/word/2010/wordml" xmlns:w15="http://schemas.microsoft.com/office/word/2012/wordml" xmlns:w16cex="http://schemas.microsoft.com/office/word/2018/wordml/cex" xmlns:w16cid="http://schemas.microsoft.com/office/word/2016/wordml/cid" xmlns:w16="http://schemas.microsoft.com/office/word/2018/wordml" xmlns:w16sdtdh="http://schemas.microsoft.com/office/word/2020/wordml/sdtdatahash" xmlns:w16se="http://schemas.microsoft.com/office/word/2015/wordml/symex" xmlns:wpg="http://schemas.microsoft.com/office/word/2010/wordprocessingGroup" xmlns:wpi="http://schemas.microsoft.com/office/word/2010/wordprocessingInk" xmlns:wne="http://schemas.microsoft.com/office/word/2006/wordml" xmlns:wps="http://schemas.microsoft.com/office/word/2010/wordprocessingShape" mc:Ignorable="w14 w15 w16se w16cid w16 w16cex w16sdtdh wp14">
+<w:hdr xmlns:wpc="http://schemas.microsoft.com/office/word/2010/wordprocessingCanvas" xmlns:cx="http://schemas.microsoft.com/office/drawing/2014/chartex" xmlns:cx1="http://schemas.microsoft.com/office/drawing/2015/9/8/chartex" xmlns:cx2="http://schemas.microsoft.com/office/drawing/2015/10/21/chartex" xmlns:cx3="http://schemas.microsoft.com/office/drawing/2016/5/9/chartex" xmlns:cx4="http://schemas.microsoft.com/office/drawing/2016/5/10/chartex" xmlns:cx5="http://schemas.microsoft.com/office/drawing/2016/5/11/chartex" xmlns:cx6="http://schemas.microsoft.com/office/drawing/2016/5/12/chartex" xmlns:cx7="http://schemas.microsoft.com/office/drawing/2016/5/13/chartex" xmlns:cx8="http://schemas.microsoft.com/office/drawing/2016/5/14/chartex" xmlns:mc="http://schemas.openxmlformats.org/markup-compatibility/2006" xmlns:aink="http://schemas.microsoft.com/office/drawing/2016/ink" xmlns:am3d="http://schemas.microsoft.com/office/drawing/2017/model3d" xmlns:o="urn:schemas-microsoft-com:office:office" xmlns:oel="http://schemas.microsoft.com/office/2019/extlst" xmlns:r="http://schemas.openxmlformats.org/officeDocument/2006/relationships" xmlns:m="http://schemas.openxmlformats.org/officeDocument/2006/math" xmlns:v="urn:schemas-microsoft-com:vml" xmlns:wp14="http://schemas.microsoft.com/office/word/2010/wordprocessingDrawing" xmlns:wp="http://schemas.openxmlformats.org/drawingml/2006/wordprocessingDrawing" xmlns:w10="urn:schemas-microsoft-com:office:word" xmlns:w="http://schemas.openxmlformats.org/wordprocessingml/2006/main" xmlns:w14="http://schemas.microsoft.com/office/word/2010/wordml" xmlns:w15="http://schemas.microsoft.com/office/word/2012/wordml" xmlns:w16cex="http://schemas.microsoft.com/office/word/2018/wordml/cex" xmlns:w16cid="http://schemas.microsoft.com/office/word/2016/wordml/cid" xmlns:w16="http://schemas.microsoft.com/office/word/2018/wordml" xmlns:w16du="http://schemas.microsoft.com/office/word/2023/wordml/word16du" xmlns:w16sdtdh="http://schemas.microsoft.com/office/word/2020/wordml/sdtdatahash" xmlns:w16sdtfl="http://schemas.microsoft.com/office/word/2024/wordml/sdtformatlock" xmlns:w16se="http://schemas.microsoft.com/office/word/2015/wordml/symex" xmlns:wpg="http://schemas.microsoft.com/office/word/2010/wordprocessingGroup" xmlns:wpi="http://schemas.microsoft.com/office/word/2010/wordprocessingInk" xmlns:wne="http://schemas.microsoft.com/office/word/2006/wordml" xmlns:wps="http://schemas.microsoft.com/office/word/2010/wordprocessingShape" mc:Ignorable="w14 w15 w16se w16cid w16 w16cex w16sdtdh w16sdtfl w16du wp14">
   <w:p>
     <w:pPr>
       <w:pStyle w:val="Header"/>
@@ -1021,7 +1846,7 @@
     <w:r>
       <w:tab/>
       <w:tab/>
-      <w:t>2025-08-02</w:t>
+      <w:t>2026-07-12</w:t>
       <w:br/>
       <w:br/>
     </w:r>
@@ -1034,7 +1859,7 @@
 </file>
 
 <file path=word/numbering.xml><?xml version="1.0" encoding="utf-8"?>
-<w:numbering xmlns:wpc="http://schemas.microsoft.com/office/word/2010/wordprocessingCanvas" xmlns:cx="http://schemas.microsoft.com/office/drawing/2014/chartex" xmlns:cx1="http://schemas.microsoft.com/office/drawing/2015/9/8/chartex" xmlns:cx2="http://schemas.microsoft.com/office/drawing/2015/10/21/chartex" xmlns:cx3="http://schemas.microsoft.com/office/drawing/2016/5/9/chartex" xmlns:cx4="http://schemas.microsoft.com/office/drawing/2016/5/10/chartex" xmlns:cx5="http://schemas.microsoft.com/office/drawing/2016/5/11/chartex" xmlns:cx6="http://schemas.microsoft.com/office/drawing/2016/5/12/chartex" xmlns:cx7="http://schemas.microsoft.com/office/drawing/2016/5/13/chartex" xmlns:cx8="http://schemas.microsoft.com/office/drawing/2016/5/14/chartex" xmlns:mc="http://schemas.openxmlformats.org/markup-compatibility/2006" xmlns:aink="http://schemas.microsoft.com/office/drawing/2016/ink" xmlns:am3d="http://schemas.microsoft.com/office/drawing/2017/model3d" xmlns:o="urn:schemas-microsoft-com:office:office" xmlns:oel="http://schemas.microsoft.com/office/2019/extlst" xmlns:r="http://schemas.openxmlformats.org/officeDocument/2006/relationships" xmlns:m="http://schemas.openxmlformats.org/officeDocument/2006/math" xmlns:v="urn:schemas-microsoft-com:vml" xmlns:wp14="http://schemas.microsoft.com/office/word/2010/wordprocessingDrawing" xmlns:wp="http://schemas.openxmlformats.org/drawingml/2006/wordprocessingDrawing" xmlns:w10="urn:schemas-microsoft-com:office:word" xmlns:w="http://schemas.openxmlformats.org/wordprocessingml/2006/main" xmlns:w14="http://schemas.microsoft.com/office/word/2010/wordml" xmlns:w15="http://schemas.microsoft.com/office/word/2012/wordml" xmlns:w16cex="http://schemas.microsoft.com/office/word/2018/wordml/cex" xmlns:w16cid="http://schemas.microsoft.com/office/word/2016/wordml/cid" xmlns:w16="http://schemas.microsoft.com/office/word/2018/wordml" xmlns:w16sdtdh="http://schemas.microsoft.com/office/word/2020/wordml/sdtdatahash" xmlns:w16se="http://schemas.microsoft.com/office/word/2015/wordml/symex" xmlns:wpg="http://schemas.microsoft.com/office/word/2010/wordprocessingGroup" xmlns:wpi="http://schemas.microsoft.com/office/word/2010/wordprocessingInk" xmlns:wne="http://schemas.microsoft.com/office/word/2006/wordml" xmlns:wps="http://schemas.microsoft.com/office/word/2010/wordprocessingShape" mc:Ignorable="w14 w15 w16se w16cid w16 w16cex w16sdtdh wp14">
+<w:numbering xmlns:wpc="http://schemas.microsoft.com/office/word/2010/wordprocessingCanvas" xmlns:cx="http://schemas.microsoft.com/office/drawing/2014/chartex" xmlns:cx1="http://schemas.microsoft.com/office/drawing/2015/9/8/chartex" xmlns:cx2="http://schemas.microsoft.com/office/drawing/2015/10/21/chartex" xmlns:cx3="http://schemas.microsoft.com/office/drawing/2016/5/9/chartex" xmlns:cx4="http://schemas.microsoft.com/office/drawing/2016/5/10/chartex" xmlns:cx5="http://schemas.microsoft.com/office/drawing/2016/5/11/chartex" xmlns:cx6="http://schemas.microsoft.com/office/drawing/2016/5/12/chartex" xmlns:cx7="http://schemas.microsoft.com/office/drawing/2016/5/13/chartex" xmlns:cx8="http://schemas.microsoft.com/office/drawing/2016/5/14/chartex" xmlns:mc="http://schemas.openxmlformats.org/markup-compatibility/2006" xmlns:aink="http://schemas.microsoft.com/office/drawing/2016/ink" xmlns:am3d="http://schemas.microsoft.com/office/drawing/2017/model3d" xmlns:o="urn:schemas-microsoft-com:office:office" xmlns:oel="http://schemas.microsoft.com/office/2019/extlst" xmlns:r="http://schemas.openxmlformats.org/officeDocument/2006/relationships" xmlns:m="http://schemas.openxmlformats.org/officeDocument/2006/math" xmlns:v="urn:schemas-microsoft-com:vml" xmlns:wp14="http://schemas.microsoft.com/office/word/2010/wordprocessingDrawing" xmlns:wp="http://schemas.openxmlformats.org/drawingml/2006/wordprocessingDrawing" xmlns:w10="urn:schemas-microsoft-com:office:word" xmlns:w="http://schemas.openxmlformats.org/wordprocessingml/2006/main" xmlns:w14="http://schemas.microsoft.com/office/word/2010/wordml" xmlns:w15="http://schemas.microsoft.com/office/word/2012/wordml" xmlns:w16cex="http://schemas.microsoft.com/office/word/2018/wordml/cex" xmlns:w16cid="http://schemas.microsoft.com/office/word/2016/wordml/cid" xmlns:w16="http://schemas.microsoft.com/office/word/2018/wordml" xmlns:w16du="http://schemas.microsoft.com/office/word/2023/wordml/word16du" xmlns:w16sdtdh="http://schemas.microsoft.com/office/word/2020/wordml/sdtdatahash" xmlns:w16sdtfl="http://schemas.microsoft.com/office/word/2024/wordml/sdtformatlock" xmlns:w16se="http://schemas.microsoft.com/office/word/2015/wordml/symex" xmlns:wpg="http://schemas.microsoft.com/office/word/2010/wordprocessingGroup" xmlns:wpi="http://schemas.microsoft.com/office/word/2010/wordprocessingInk" xmlns:wne="http://schemas.microsoft.com/office/word/2006/wordml" xmlns:wps="http://schemas.microsoft.com/office/word/2010/wordprocessingShape" mc:Ignorable="w14 w15 w16se w16cid w16 w16cex w16sdtdh w16sdtfl w16du wp14">
   <w:abstractNum w:abstractNumId="0" w15:restartNumberingAfterBreak="0">
     <w:nsid w:val="FFFFFF7C"/>
     <w:multiLevelType w:val="singleLevel"/>
@@ -1237,7 +2062,7 @@
 </file>
 
 <file path=word/styles.xml><?xml version="1.0" encoding="utf-8"?>
-<w:styles xmlns:mc="http://schemas.openxmlformats.org/markup-compatibility/2006" xmlns:r="http://schemas.openxmlformats.org/officeDocument/2006/relationships" xmlns:w="http://schemas.openxmlformats.org/wordprocessingml/2006/main" xmlns:w14="http://schemas.microsoft.com/office/word/2010/wordml" xmlns:w15="http://schemas.microsoft.com/office/word/2012/wordml" xmlns:w16cex="http://schemas.microsoft.com/office/word/2018/wordml/cex" xmlns:w16cid="http://schemas.microsoft.com/office/word/2016/wordml/cid" xmlns:w16="http://schemas.microsoft.com/office/word/2018/wordml" xmlns:w16sdtdh="http://schemas.microsoft.com/office/word/2020/wordml/sdtdatahash" xmlns:w16se="http://schemas.microsoft.com/office/word/2015/wordml/symex" mc:Ignorable="w14 w15 w16se w16cid w16 w16cex w16sdtdh">
+<w:styles xmlns:mc="http://schemas.openxmlformats.org/markup-compatibility/2006" xmlns:r="http://schemas.openxmlformats.org/officeDocument/2006/relationships" xmlns:w="http://schemas.openxmlformats.org/wordprocessingml/2006/main" xmlns:w14="http://schemas.microsoft.com/office/word/2010/wordml" xmlns:w15="http://schemas.microsoft.com/office/word/2012/wordml" xmlns:w16cex="http://schemas.microsoft.com/office/word/2018/wordml/cex" xmlns:w16cid="http://schemas.microsoft.com/office/word/2016/wordml/cid" xmlns:w16="http://schemas.microsoft.com/office/word/2018/wordml" xmlns:w16du="http://schemas.microsoft.com/office/word/2023/wordml/word16du" xmlns:w16sdtdh="http://schemas.microsoft.com/office/word/2020/wordml/sdtdatahash" xmlns:w16sdtfl="http://schemas.microsoft.com/office/word/2024/wordml/sdtformatlock" xmlns:w16se="http://schemas.microsoft.com/office/word/2015/wordml/symex" mc:Ignorable="w14 w15 w16se w16cid w16 w16cex w16sdtdh w16sdtfl w16du">
   <w:docDefaults>
     <w:rPrDefault>
       <w:rPr>
@@ -1995,7 +2820,7 @@
     <w:link w:val="TitleChar"/>
     <w:uiPriority w:val="10"/>
     <w:qFormat/>
-    <w:rsid w:val="007106C8"/>
+    <w:rsid w:val="00E854FA"/>
     <w:pPr>
       <w:spacing w:after="300" w:line="240" w:lineRule="auto"/>
       <w:contextualSpacing/>
@@ -2005,7 +2830,7 @@
       <w:rFonts w:eastAsiaTheme="majorEastAsia" w:cstheme="majorBidi"/>
       <w:spacing w:val="5"/>
       <w:kern w:val="28"/>
-      <w:sz w:val="52"/>
+      <w:sz w:val="40"/>
       <w:szCs w:val="52"/>
       <w:lang w:val="sv-SE" w:eastAsia="en-US" w:bidi="ar-SA"/>
     </w:rPr>
@@ -2015,12 +2840,12 @@
     <w:basedOn w:val="DefaultParagraphFont"/>
     <w:link w:val="Title"/>
     <w:uiPriority w:val="10"/>
-    <w:rsid w:val="007106C8"/>
+    <w:rsid w:val="00E854FA"/>
     <w:rPr>
       <w:rFonts w:ascii="Times New Roman" w:eastAsiaTheme="majorEastAsia" w:hAnsi="Times New Roman" w:cstheme="majorBidi"/>
       <w:spacing w:val="5"/>
       <w:kern w:val="28"/>
-      <w:sz w:val="52"/>
+      <w:sz w:val="40"/>
       <w:szCs w:val="52"/>
       <w:lang w:val="sv-SE" w:eastAsia="en-US" w:bidi="ar-SA"/>
     </w:rPr>

--- a/tillsyn/Lappberget tillsynsbegäran.docx
+++ b/tillsyn/Lappberget tillsynsbegäran.docx
@@ -12,7 +12,7 @@
     </w:p>
     <w:p>
       <w:r>
-        <w:t>Denna tillsynsbegäran behandlar höga naturvärden i avverkningsanmälan Lappberget i Bjurholms kommun som inkom 2026-07-12 och omfattar 60,4 ha.</w:t>
+        <w:t>Denna tillsynsbegäran behandlar höga naturvärden i avverkningsanmälan Lappberget i Bjurholms kommun som inkom 2026-07-13 och omfattar 60,4 ha.</w:t>
       </w:r>
     </w:p>
     <w:p>
@@ -1846,7 +1846,7 @@
     <w:r>
       <w:tab/>
       <w:tab/>
-      <w:t>2026-07-12</w:t>
+      <w:t>2026-07-13</w:t>
       <w:br/>
       <w:br/>
     </w:r>

--- a/tillsyn/Lappberget tillsynsbegäran.docx
+++ b/tillsyn/Lappberget tillsynsbegäran.docx
@@ -12,7 +12,7 @@
     </w:p>
     <w:p>
       <w:r>
-        <w:t>Denna tillsynsbegäran behandlar höga naturvärden i avverkningsanmälan Lappberget i Bjurholms kommun som inkom 2026-07-13 och omfattar 60,4 ha.</w:t>
+        <w:t>Denna tillsynsbegäran behandlar höga naturvärden i avverkningsanmälan Lappberget i Bjurholms kommun som inkom 2026-07-14 och omfattar 60,4 ha.</w:t>
       </w:r>
     </w:p>
     <w:p>
@@ -1846,7 +1846,7 @@
     <w:r>
       <w:tab/>
       <w:tab/>
-      <w:t>2026-07-13</w:t>
+      <w:t>2026-07-14</w:t>
       <w:br/>
       <w:br/>
     </w:r>

--- a/tillsyn/Lappberget tillsynsbegäran.docx
+++ b/tillsyn/Lappberget tillsynsbegäran.docx
@@ -12,7 +12,7 @@
     </w:p>
     <w:p>
       <w:r>
-        <w:t>Denna tillsynsbegäran behandlar höga naturvärden i avverkningsanmälan Lappberget i Bjurholms kommun som inkom 2026-07-14 och omfattar 60,4 ha.</w:t>
+        <w:t>Denna tillsynsbegäran behandlar höga naturvärden i avverkningsanmälan Lappberget i Bjurholms kommun som inkom 2026-07-15 och omfattar 60,4 ha.</w:t>
       </w:r>
     </w:p>
     <w:p>
@@ -1846,7 +1846,7 @@
     <w:r>
       <w:tab/>
       <w:tab/>
-      <w:t>2026-07-14</w:t>
+      <w:t>2026-07-15</w:t>
       <w:br/>
       <w:br/>
     </w:r>

--- a/tillsyn/Lappberget tillsynsbegäran.docx
+++ b/tillsyn/Lappberget tillsynsbegäran.docx
@@ -12,7 +12,7 @@
     </w:p>
     <w:p>
       <w:r>
-        <w:t>Denna tillsynsbegäran behandlar höga naturvärden i avverkningsanmälan Lappberget i Bjurholms kommun som inkom 2026-07-15 och omfattar 60,4 ha.</w:t>
+        <w:t>Denna tillsynsbegäran behandlar höga naturvärden i avverkningsanmälan Lappberget i Bjurholms kommun som inkom 2026-07-16 och omfattar 60,4 ha.</w:t>
       </w:r>
     </w:p>
     <w:p>
@@ -1846,7 +1846,7 @@
     <w:r>
       <w:tab/>
       <w:tab/>
-      <w:t>2026-07-15</w:t>
+      <w:t>2026-07-16</w:t>
       <w:br/>
       <w:br/>
     </w:r>

--- a/tillsyn/Lappberget tillsynsbegäran.docx
+++ b/tillsyn/Lappberget tillsynsbegäran.docx
@@ -1846,7 +1846,7 @@
     <w:r>
       <w:tab/>
       <w:tab/>
-      <w:t>2026-07-16</w:t>
+      <w:t>2026-07-17</w:t>
       <w:br/>
       <w:br/>
     </w:r>

--- a/tillsyn/Lappberget tillsynsbegäran.docx
+++ b/tillsyn/Lappberget tillsynsbegäran.docx
@@ -12,7 +12,7 @@
     </w:p>
     <w:p>
       <w:r>
-        <w:t>Denna tillsynsbegäran behandlar höga naturvärden i avverkningsanmälan Lappberget i Bjurholms kommun som inkom 2026-07-16 och omfattar 60,4 ha.</w:t>
+        <w:t>Denna tillsynsbegäran behandlar höga naturvärden i avverkningsanmälan Lappberget i Bjurholms kommun som inkom 2026-07-17 och omfattar 60,4 ha.</w:t>
       </w:r>
     </w:p>
     <w:p>

--- a/tillsyn/Lappberget tillsynsbegäran.docx
+++ b/tillsyn/Lappberget tillsynsbegäran.docx
@@ -1846,7 +1846,7 @@
     <w:r>
       <w:tab/>
       <w:tab/>
-      <w:t>2026-07-17</w:t>
+      <w:t>2026-07-18</w:t>
       <w:br/>
       <w:br/>
     </w:r>

--- a/tillsyn/Lappberget tillsynsbegäran.docx
+++ b/tillsyn/Lappberget tillsynsbegäran.docx
@@ -12,7 +12,7 @@
     </w:p>
     <w:p>
       <w:r>
-        <w:t>Denna tillsynsbegäran behandlar höga naturvärden i avverkningsanmälan Lappberget i Bjurholms kommun som inkom 2026-07-17 och omfattar 60,4 ha.</w:t>
+        <w:t>Denna tillsynsbegäran behandlar höga naturvärden i avverkningsanmälan Lappberget i Bjurholms kommun som inkom 2026-07-18 och omfattar 60,4 ha.</w:t>
       </w:r>
     </w:p>
     <w:p>

--- a/tillsyn/Lappberget tillsynsbegäran.docx
+++ b/tillsyn/Lappberget tillsynsbegäran.docx
@@ -12,7 +12,7 @@
     </w:p>
     <w:p>
       <w:r>
-        <w:t>Denna tillsynsbegäran behandlar höga naturvärden i avverkningsanmälan Lappberget i Bjurholms kommun som inkom 2026-07-18 och omfattar 60,4 ha.</w:t>
+        <w:t>Denna tillsynsbegäran behandlar höga naturvärden i avverkningsanmälan Lappberget i Bjurholms kommun som inkom 2026-07-19 och omfattar 60,4 ha.</w:t>
       </w:r>
     </w:p>
     <w:p>
@@ -1846,7 +1846,7 @@
     <w:r>
       <w:tab/>
       <w:tab/>
-      <w:t>2026-07-18</w:t>
+      <w:t>2026-07-19</w:t>
       <w:br/>
       <w:br/>
     </w:r>

--- a/tillsyn/Lappberget tillsynsbegäran.docx
+++ b/tillsyn/Lappberget tillsynsbegäran.docx
@@ -1846,7 +1846,7 @@
     <w:r>
       <w:tab/>
       <w:tab/>
-      <w:t>2026-07-19</w:t>
+      <w:t>2026-07-20</w:t>
       <w:br/>
       <w:br/>
     </w:r>

--- a/tillsyn/Lappberget tillsynsbegäran.docx
+++ b/tillsyn/Lappberget tillsynsbegäran.docx
@@ -12,7 +12,7 @@
     </w:p>
     <w:p>
       <w:r>
-        <w:t>Denna tillsynsbegäran behandlar höga naturvärden i avverkningsanmälan Lappberget i Bjurholms kommun som inkom 2026-07-19 och omfattar 60,4 ha.</w:t>
+        <w:t>Denna tillsynsbegäran behandlar höga naturvärden i avverkningsanmälan Lappberget i Bjurholms kommun som inkom 2026-07-20 och omfattar 60,4 ha.</w:t>
       </w:r>
     </w:p>
     <w:p>
